--- a/public/demo/AIHPRO_데모_리포트.docx
+++ b/public/demo/AIHPRO_데모_리포트.docx
@@ -422,7 +422,7 @@
                 <w:sz w:val="20"/>
                 <w:szCs w:val="20"/>
               </w:rPr>
-              <w:t xml:space="preserve">PHQ-9, GAD-7, CBCL, 정서행동 선별 등 표준화 검사</w:t>
+              <w:t xml:space="preserve">AIHPRO 심리건강 분석, 정서행동 선별, 행동패턴 분석 등 자체 검사</w:t>
             </w:r>
           </w:p>
         </w:tc>
@@ -973,7 +973,7 @@
           <w:sz w:val="20"/>
           <w:szCs w:val="20"/>
         </w:rPr>
-        <w:t xml:space="preserve">총 47개 데이터 포인트가 32일에 걸쳐 수집되었습니다. 5개 소스 모두 유효한 데이터가 확인되어 교차 검증이 가능합니다. 응답 일관성 지수(Cronbach α = 0.82)로 데이터 신뢰도가 확보되었습니다.</w:t>
+        <w:t xml:space="preserve">총 47개 데이터 포인트가 32일에 걸쳐 수집되었습니다. 5개 소스 모두 유효한 데이터가 확인되어 교차 검증이 가능합니다. 응답 일관성 지수(내적 일관성 계수 = 0.82)로 데이터 신뢰도가 확보되었습니다.</w:t>
       </w:r>
     </w:p>
     <w:p>
@@ -2717,7 +2717,7 @@
           <w:sz w:val="22"/>
           <w:szCs w:val="22"/>
         </w:rPr>
-        <w:t xml:space="preserve">김지우 아동은 PHQ-9(아동용) 8점, GAD-7(아동용) 12점으로 경미한 우울 증상과 중등도의 불안 증상이 확인되었습니다. CBCL(아동행동체크리스트) 분석 결과, 내재화 문제(불안/우울) T점수 62점으로 임상 주의 범위에 해당하며, 외현화 문제(공격성/규칙위반)는 T점수 48점으로 정상 범위입니다.</w:t>
+        <w:t xml:space="preserve">김지우 아동은 AIHPRO 심리건강 분석 기준에 따라 우울 지수 8점, 불안 지수 12점으로 경미한 우울 증상과 중등도의 불안 증상이 확인되었습니다. AIHPRO 행동패턴 분석 결과, 내재화 문제(불안/우울) T점수 62점으로 임상 주의 범위에 해당하며, 외현화 문제(공격성/규칙위반)는 T점수 48점으로 정상 범위입니다.</w:t>
       </w:r>
     </w:p>
     <w:p>
@@ -2736,7 +2736,7 @@
           <w:sz w:val="22"/>
           <w:szCs w:val="22"/>
         </w:rPr>
-        <w:t xml:space="preserve">특히 주의력 관련 문항에서 일관되게 높은 점수가 관찰되어, 주의력결핍-과잉행동(ADHD) 선별 검사를 권장합니다. 다만 이는 진단이 아닌 선별 결과이며, 정확한 평가를 위해서는 소아정신건강의학과 전문의 상담이 필요합니다.</w:t>
+        <w:t xml:space="preserve">특히 주의력 관련 문항에서 일관되게 높은 점수가 관찰되어, 주의력 집중도 정밀 선별 검사를 권장합니다. 다만 이는 진단이 아닌 선별 결과이며, 정확한 평가를 위해서는 소아정신건강의학과 전문의 상담이 필요합니다.</w:t>
       </w:r>
     </w:p>
     <w:p>
@@ -2772,7 +2772,7 @@
           <w:sz w:val="20"/>
           <w:szCs w:val="20"/>
         </w:rPr>
-        <w:t xml:space="preserve">문항 간 일관성 분석 결과 Cronbach α = 0.82로 양호합니다. 극단 응답 편향(모든 문항에 같은 점수)은 감지되지 않았으며, 무작위 응답 패턴도 확인되지 않았습니다. 전체적으로 신뢰할 수 있는 응답으로 판단됩니다.</w:t>
+        <w:t xml:space="preserve">문항 간 일관성 분석 결과 내적 일관성 계수 = 0.82로 양호합니다. 극단 응답 편향(모든 문항에 같은 점수)은 감지되지 않았으며, 무작위 응답 패턴도 확인되지 않았습니다. 전체적으로 신뢰할 수 있는 응답으로 판단됩니다.</w:t>
       </w:r>
     </w:p>
     <w:p>
@@ -6655,7 +6655,7 @@
           <w:sz w:val="22"/>
           <w:szCs w:val="22"/>
         </w:rPr>
-        <w:t xml:space="preserve">소아정신건강의학과 ADHD 정밀 선별 검사 권장 (주의력 T=68)</w:t>
+        <w:t xml:space="preserve">소아정신건강의학과 주의력 정밀 선별 검사 권장 (주의력 T=68)</w:t>
       </w:r>
     </w:p>
     <w:p>

--- a/public/demo/AIHPRO_데모_리포트.docx
+++ b/public/demo/AIHPRO_데모_리포트.docx
@@ -6577,6 +6577,1596 @@
         <w:rPr>
           <w:rFonts w:ascii="Arial" w:cs="Arial" w:eastAsia="Arial" w:hAnsi="Arial"/>
         </w:rPr>
+        <w:t xml:space="preserve">Section 8: 가정환경 및 양육 패턴 분석</w:t>
+      </w:r>
+    </w:p>
+    <w:p>
+      <w:pPr>
+        <w:spacing w:after="120"/>
+      </w:pPr>
+      <w:r>
+        <w:rPr>
+          <w:rFonts w:ascii="Arial" w:cs="Arial" w:eastAsia="Arial" w:hAnsi="Arial"/>
+          <w:b/>
+          <w:bCs/>
+          <w:color w:val="1E3A5F"/>
+          <w:sz w:val="22"/>
+          <w:szCs w:val="22"/>
+        </w:rPr>
+        <w:t xml:space="preserve">🏠 부모 고민 + AI 관찰 교차 분석 기반</w:t>
+      </w:r>
+    </w:p>
+    <w:p>
+      <w:pPr>
+        <w:spacing w:after="100"/>
+      </w:pPr>
+    </w:p>
+    <w:p>
+      <w:pPr>
+        <w:spacing w:after="120"/>
+      </w:pPr>
+      <w:r>
+        <w:rPr>
+          <w:rFonts w:ascii="Arial" w:cs="Arial" w:eastAsia="Arial" w:hAnsi="Arial"/>
+          <w:color w:val="374151"/>
+          <w:sz w:val="22"/>
+          <w:szCs w:val="22"/>
+        </w:rPr>
+        <w:t xml:space="preserve">부모님의 6건 고민 기록과 12건 AI 관찰일지, 6건 음성 상담을 교차 분석하여 가정 내 양육 환경과 아동의 행동 패턴 간 상관관계를 도출했습니다.</w:t>
+      </w:r>
+    </w:p>
+    <w:p>
+      <w:pPr>
+        <w:spacing w:after="100"/>
+      </w:pPr>
+    </w:p>
+    <w:tbl>
+      <w:tblPr>
+        <w:tblW w:type="dxa" w:w="9506"/>
+        <w:tblBorders>
+          <w:top w:val="single" w:color="auto" w:sz="4"/>
+          <w:left w:val="single" w:color="auto" w:sz="4"/>
+          <w:bottom w:val="single" w:color="auto" w:sz="4"/>
+          <w:right w:val="single" w:color="auto" w:sz="4"/>
+          <w:insideH w:val="single" w:color="auto" w:sz="4"/>
+          <w:insideV w:val="single" w:color="auto" w:sz="4"/>
+        </w:tblBorders>
+      </w:tblPr>
+      <w:tblGrid>
+        <w:gridCol w:w="2500"/>
+        <w:gridCol w:w="3500"/>
+        <w:gridCol w:w="3506"/>
+      </w:tblGrid>
+      <w:tr>
+        <w:tc>
+          <w:tcPr>
+            <w:tcW w:type="dxa" w:w="2500"/>
+            <w:tcBorders>
+              <w:top w:val="single" w:color="D1D5DB" w:sz="1"/>
+              <w:left w:val="single" w:color="D1D5DB" w:sz="1"/>
+              <w:bottom w:val="single" w:color="D1D5DB" w:sz="1"/>
+              <w:right w:val="single" w:color="D1D5DB" w:sz="1"/>
+            </w:tcBorders>
+            <w:shd w:fill="EFF6FF" w:val="clear"/>
+            <w:tcMar>
+              <w:top w:type="dxa" w:w="60"/>
+              <w:left w:type="dxa" w:w="100"/>
+              <w:bottom w:type="dxa" w:w="60"/>
+              <w:right w:type="dxa" w:w="100"/>
+            </w:tcMar>
+          </w:tcPr>
+          <w:p>
+            <w:r>
+              <w:rPr>
+                <w:rFonts w:ascii="Arial" w:cs="Arial" w:eastAsia="Arial" w:hAnsi="Arial"/>
+                <w:b/>
+                <w:bCs/>
+                <w:color w:val="1E40AF"/>
+                <w:sz w:val="20"/>
+                <w:szCs w:val="20"/>
+              </w:rPr>
+              <w:t xml:space="preserve">양육 패턴</w:t>
+            </w:r>
+          </w:p>
+        </w:tc>
+        <w:tc>
+          <w:tcPr>
+            <w:tcW w:type="dxa" w:w="3500"/>
+            <w:tcBorders>
+              <w:top w:val="single" w:color="D1D5DB" w:sz="1"/>
+              <w:left w:val="single" w:color="D1D5DB" w:sz="1"/>
+              <w:bottom w:val="single" w:color="D1D5DB" w:sz="1"/>
+              <w:right w:val="single" w:color="D1D5DB" w:sz="1"/>
+            </w:tcBorders>
+            <w:shd w:fill="EFF6FF" w:val="clear"/>
+            <w:tcMar>
+              <w:top w:type="dxa" w:w="60"/>
+              <w:left w:type="dxa" w:w="100"/>
+              <w:bottom w:type="dxa" w:w="60"/>
+              <w:right w:type="dxa" w:w="100"/>
+            </w:tcMar>
+          </w:tcPr>
+          <w:p>
+            <w:r>
+              <w:rPr>
+                <w:rFonts w:ascii="Arial" w:cs="Arial" w:eastAsia="Arial" w:hAnsi="Arial"/>
+                <w:b/>
+                <w:bCs/>
+                <w:color w:val="1E40AF"/>
+                <w:sz w:val="20"/>
+                <w:szCs w:val="20"/>
+              </w:rPr>
+              <w:t xml:space="preserve">관찰된 행동</w:t>
+            </w:r>
+          </w:p>
+        </w:tc>
+        <w:tc>
+          <w:tcPr>
+            <w:tcW w:type="dxa" w:w="3506"/>
+            <w:tcBorders>
+              <w:top w:val="single" w:color="D1D5DB" w:sz="1"/>
+              <w:left w:val="single" w:color="D1D5DB" w:sz="1"/>
+              <w:bottom w:val="single" w:color="D1D5DB" w:sz="1"/>
+              <w:right w:val="single" w:color="D1D5DB" w:sz="1"/>
+            </w:tcBorders>
+            <w:shd w:fill="EFF6FF" w:val="clear"/>
+            <w:tcMar>
+              <w:top w:type="dxa" w:w="60"/>
+              <w:left w:type="dxa" w:w="100"/>
+              <w:bottom w:type="dxa" w:w="60"/>
+              <w:right w:type="dxa" w:w="100"/>
+            </w:tcMar>
+          </w:tcPr>
+          <w:p>
+            <w:r>
+              <w:rPr>
+                <w:rFonts w:ascii="Arial" w:cs="Arial" w:eastAsia="Arial" w:hAnsi="Arial"/>
+                <w:b/>
+                <w:bCs/>
+                <w:color w:val="1E40AF"/>
+                <w:sz w:val="20"/>
+                <w:szCs w:val="20"/>
+              </w:rPr>
+              <w:t xml:space="preserve">권장 대안</w:t>
+            </w:r>
+          </w:p>
+        </w:tc>
+      </w:tr>
+      <w:tr>
+        <w:tc>
+          <w:tcPr>
+            <w:tcW w:type="dxa" w:w="2500"/>
+            <w:tcBorders>
+              <w:top w:val="single" w:color="D1D5DB" w:sz="1"/>
+              <w:left w:val="single" w:color="D1D5DB" w:sz="1"/>
+              <w:bottom w:val="single" w:color="D1D5DB" w:sz="1"/>
+              <w:right w:val="single" w:color="D1D5DB" w:sz="1"/>
+            </w:tcBorders>
+            <w:tcMar>
+              <w:top w:type="dxa" w:w="60"/>
+              <w:left w:type="dxa" w:w="100"/>
+              <w:bottom w:type="dxa" w:w="60"/>
+              <w:right w:type="dxa" w:w="100"/>
+            </w:tcMar>
+          </w:tcPr>
+          <w:p>
+            <w:pPr>
+              <w:jc w:val="left"/>
+            </w:pPr>
+            <w:r>
+              <w:rPr>
+                <w:rFonts w:ascii="Arial" w:cs="Arial" w:eastAsia="Arial" w:hAnsi="Arial"/>
+                <w:b/>
+                <w:bCs/>
+                <w:color w:val="374151"/>
+                <w:sz w:val="20"/>
+                <w:szCs w:val="20"/>
+              </w:rPr>
+              <w:t xml:space="preserve">과제 압박 (숙제 독촉)</w:t>
+            </w:r>
+          </w:p>
+        </w:tc>
+        <w:tc>
+          <w:tcPr>
+            <w:tcW w:type="dxa" w:w="3500"/>
+            <w:tcBorders>
+              <w:top w:val="single" w:color="D1D5DB" w:sz="1"/>
+              <w:left w:val="single" w:color="D1D5DB" w:sz="1"/>
+              <w:bottom w:val="single" w:color="D1D5DB" w:sz="1"/>
+              <w:right w:val="single" w:color="D1D5DB" w:sz="1"/>
+            </w:tcBorders>
+            <w:tcMar>
+              <w:top w:type="dxa" w:w="60"/>
+              <w:left w:type="dxa" w:w="100"/>
+              <w:bottom w:type="dxa" w:w="60"/>
+              <w:right w:type="dxa" w:w="100"/>
+            </w:tcMar>
+          </w:tcPr>
+          <w:p>
+            <w:pPr>
+              <w:jc w:val="left"/>
+            </w:pPr>
+            <w:r>
+              <w:rPr>
+                <w:rFonts w:ascii="Arial" w:cs="Arial" w:eastAsia="Arial" w:hAnsi="Arial"/>
+                <w:color w:val="374151"/>
+                <w:sz w:val="20"/>
+                <w:szCs w:val="20"/>
+              </w:rPr>
+              <w:t xml:space="preserve">과제 회피, 좌절 반응 증가, 부정적 자기 표현</w:t>
+            </w:r>
+          </w:p>
+        </w:tc>
+        <w:tc>
+          <w:tcPr>
+            <w:tcW w:type="dxa" w:w="3506"/>
+            <w:tcBorders>
+              <w:top w:val="single" w:color="D1D5DB" w:sz="1"/>
+              <w:left w:val="single" w:color="D1D5DB" w:sz="1"/>
+              <w:bottom w:val="single" w:color="D1D5DB" w:sz="1"/>
+              <w:right w:val="single" w:color="D1D5DB" w:sz="1"/>
+            </w:tcBorders>
+            <w:tcMar>
+              <w:top w:type="dxa" w:w="60"/>
+              <w:left w:type="dxa" w:w="100"/>
+              <w:bottom w:type="dxa" w:w="60"/>
+              <w:right w:type="dxa" w:w="100"/>
+            </w:tcMar>
+          </w:tcPr>
+          <w:p>
+            <w:pPr>
+              <w:jc w:val="left"/>
+            </w:pPr>
+            <w:r>
+              <w:rPr>
+                <w:rFonts w:ascii="Arial" w:cs="Arial" w:eastAsia="Arial" w:hAnsi="Arial"/>
+                <w:color w:val="374151"/>
+                <w:sz w:val="20"/>
+                <w:szCs w:val="20"/>
+              </w:rPr>
+              <w:t xml:space="preserve">타이머 활용 5분 단위 과제 분할, 완료 시 즉시 칭찬</w:t>
+            </w:r>
+          </w:p>
+        </w:tc>
+      </w:tr>
+      <w:tr>
+        <w:tc>
+          <w:tcPr>
+            <w:tcW w:type="dxa" w:w="2500"/>
+            <w:tcBorders>
+              <w:top w:val="single" w:color="D1D5DB" w:sz="1"/>
+              <w:left w:val="single" w:color="D1D5DB" w:sz="1"/>
+              <w:bottom w:val="single" w:color="D1D5DB" w:sz="1"/>
+              <w:right w:val="single" w:color="D1D5DB" w:sz="1"/>
+            </w:tcBorders>
+            <w:tcMar>
+              <w:top w:type="dxa" w:w="60"/>
+              <w:left w:type="dxa" w:w="100"/>
+              <w:bottom w:type="dxa" w:w="60"/>
+              <w:right w:type="dxa" w:w="100"/>
+            </w:tcMar>
+          </w:tcPr>
+          <w:p>
+            <w:pPr>
+              <w:jc w:val="left"/>
+            </w:pPr>
+            <w:r>
+              <w:rPr>
+                <w:rFonts w:ascii="Arial" w:cs="Arial" w:eastAsia="Arial" w:hAnsi="Arial"/>
+                <w:b/>
+                <w:bCs/>
+                <w:color w:val="374151"/>
+                <w:sz w:val="20"/>
+                <w:szCs w:val="20"/>
+              </w:rPr>
+              <w:t xml:space="preserve">갈등 후 장시간 달래기</w:t>
+            </w:r>
+          </w:p>
+        </w:tc>
+        <w:tc>
+          <w:tcPr>
+            <w:tcW w:type="dxa" w:w="3500"/>
+            <w:tcBorders>
+              <w:top w:val="single" w:color="D1D5DB" w:sz="1"/>
+              <w:left w:val="single" w:color="D1D5DB" w:sz="1"/>
+              <w:bottom w:val="single" w:color="D1D5DB" w:sz="1"/>
+              <w:right w:val="single" w:color="D1D5DB" w:sz="1"/>
+            </w:tcBorders>
+            <w:tcMar>
+              <w:top w:type="dxa" w:w="60"/>
+              <w:left w:type="dxa" w:w="100"/>
+              <w:bottom w:type="dxa" w:w="60"/>
+              <w:right w:type="dxa" w:w="100"/>
+            </w:tcMar>
+          </w:tcPr>
+          <w:p>
+            <w:pPr>
+              <w:jc w:val="left"/>
+            </w:pPr>
+            <w:r>
+              <w:rPr>
+                <w:rFonts w:ascii="Arial" w:cs="Arial" w:eastAsia="Arial" w:hAnsi="Arial"/>
+                <w:color w:val="374151"/>
+                <w:sz w:val="20"/>
+                <w:szCs w:val="20"/>
+              </w:rPr>
+              <w:t xml:space="preserve">울음 지속 시간 연장, 부모 소진, 감정 조절 지연</w:t>
+            </w:r>
+          </w:p>
+        </w:tc>
+        <w:tc>
+          <w:tcPr>
+            <w:tcW w:type="dxa" w:w="3506"/>
+            <w:tcBorders>
+              <w:top w:val="single" w:color="D1D5DB" w:sz="1"/>
+              <w:left w:val="single" w:color="D1D5DB" w:sz="1"/>
+              <w:bottom w:val="single" w:color="D1D5DB" w:sz="1"/>
+              <w:right w:val="single" w:color="D1D5DB" w:sz="1"/>
+            </w:tcBorders>
+            <w:tcMar>
+              <w:top w:type="dxa" w:w="60"/>
+              <w:left w:type="dxa" w:w="100"/>
+              <w:bottom w:type="dxa" w:w="60"/>
+              <w:right w:type="dxa" w:w="100"/>
+            </w:tcMar>
+          </w:tcPr>
+          <w:p>
+            <w:pPr>
+              <w:jc w:val="left"/>
+            </w:pPr>
+            <w:r>
+              <w:rPr>
+                <w:rFonts w:ascii="Arial" w:cs="Arial" w:eastAsia="Arial" w:hAnsi="Arial"/>
+                <w:color w:val="374151"/>
+                <w:sz w:val="20"/>
+                <w:szCs w:val="20"/>
+              </w:rPr>
+              <w:t xml:space="preserve">감정 명명("지금 화가 났구나") → 3분 쿨다운 → 대안 제시</w:t>
+            </w:r>
+          </w:p>
+        </w:tc>
+      </w:tr>
+      <w:tr>
+        <w:tc>
+          <w:tcPr>
+            <w:tcW w:type="dxa" w:w="2500"/>
+            <w:tcBorders>
+              <w:top w:val="single" w:color="D1D5DB" w:sz="1"/>
+              <w:left w:val="single" w:color="D1D5DB" w:sz="1"/>
+              <w:bottom w:val="single" w:color="D1D5DB" w:sz="1"/>
+              <w:right w:val="single" w:color="D1D5DB" w:sz="1"/>
+            </w:tcBorders>
+            <w:tcMar>
+              <w:top w:type="dxa" w:w="60"/>
+              <w:left w:type="dxa" w:w="100"/>
+              <w:bottom w:type="dxa" w:w="60"/>
+              <w:right w:type="dxa" w:w="100"/>
+            </w:tcMar>
+          </w:tcPr>
+          <w:p>
+            <w:pPr>
+              <w:jc w:val="left"/>
+            </w:pPr>
+            <w:r>
+              <w:rPr>
+                <w:rFonts w:ascii="Arial" w:cs="Arial" w:eastAsia="Arial" w:hAnsi="Arial"/>
+                <w:b/>
+                <w:bCs/>
+                <w:color w:val="374151"/>
+                <w:sz w:val="20"/>
+                <w:szCs w:val="20"/>
+              </w:rPr>
+              <w:t xml:space="preserve">수면 전 스크린 노출</w:t>
+            </w:r>
+          </w:p>
+        </w:tc>
+        <w:tc>
+          <w:tcPr>
+            <w:tcW w:type="dxa" w:w="3500"/>
+            <w:tcBorders>
+              <w:top w:val="single" w:color="D1D5DB" w:sz="1"/>
+              <w:left w:val="single" w:color="D1D5DB" w:sz="1"/>
+              <w:bottom w:val="single" w:color="D1D5DB" w:sz="1"/>
+              <w:right w:val="single" w:color="D1D5DB" w:sz="1"/>
+            </w:tcBorders>
+            <w:tcMar>
+              <w:top w:type="dxa" w:w="60"/>
+              <w:left w:type="dxa" w:w="100"/>
+              <w:bottom w:type="dxa" w:w="60"/>
+              <w:right w:type="dxa" w:w="100"/>
+            </w:tcMar>
+          </w:tcPr>
+          <w:p>
+            <w:pPr>
+              <w:jc w:val="left"/>
+            </w:pPr>
+            <w:r>
+              <w:rPr>
+                <w:rFonts w:ascii="Arial" w:cs="Arial" w:eastAsia="Arial" w:hAnsi="Arial"/>
+                <w:color w:val="374151"/>
+                <w:sz w:val="20"/>
+                <w:szCs w:val="20"/>
+              </w:rPr>
+              <w:t xml:space="preserve">입면 지연 평균 35분, 아침 기상 어려움</w:t>
+            </w:r>
+          </w:p>
+        </w:tc>
+        <w:tc>
+          <w:tcPr>
+            <w:tcW w:type="dxa" w:w="3506"/>
+            <w:tcBorders>
+              <w:top w:val="single" w:color="D1D5DB" w:sz="1"/>
+              <w:left w:val="single" w:color="D1D5DB" w:sz="1"/>
+              <w:bottom w:val="single" w:color="D1D5DB" w:sz="1"/>
+              <w:right w:val="single" w:color="D1D5DB" w:sz="1"/>
+            </w:tcBorders>
+            <w:tcMar>
+              <w:top w:type="dxa" w:w="60"/>
+              <w:left w:type="dxa" w:w="100"/>
+              <w:bottom w:type="dxa" w:w="60"/>
+              <w:right w:type="dxa" w:w="100"/>
+            </w:tcMar>
+          </w:tcPr>
+          <w:p>
+            <w:pPr>
+              <w:jc w:val="left"/>
+            </w:pPr>
+            <w:r>
+              <w:rPr>
+                <w:rFonts w:ascii="Arial" w:cs="Arial" w:eastAsia="Arial" w:hAnsi="Arial"/>
+                <w:color w:val="374151"/>
+                <w:sz w:val="20"/>
+                <w:szCs w:val="20"/>
+              </w:rPr>
+              <w:t xml:space="preserve">취침 1시간 전 스크린 차단, 읽기/대화 루틴 전환</w:t>
+            </w:r>
+          </w:p>
+        </w:tc>
+      </w:tr>
+    </w:tbl>
+    <w:p>
+      <w:pPr>
+        <w:pBdr>
+          <w:left w:val="single" w:color="2563EB" w:sz="6" w:space="8"/>
+        </w:pBdr>
+        <w:spacing w:after="80" w:before="200"/>
+      </w:pPr>
+      <w:r>
+        <w:rPr>
+          <w:rFonts w:ascii="Arial" w:cs="Arial" w:eastAsia="Arial" w:hAnsi="Arial"/>
+          <w:b/>
+          <w:bCs/>
+          <w:color w:val="2563EB"/>
+          <w:sz w:val="18"/>
+          <w:szCs w:val="18"/>
+        </w:rPr>
+        <w:t xml:space="preserve">💬 양육 환경 종합 코멘트</w:t>
+      </w:r>
+    </w:p>
+    <w:p>
+      <w:pPr>
+        <w:pBdr>
+          <w:left w:val="single" w:color="2563EB" w:sz="6" w:space="8"/>
+        </w:pBdr>
+        <w:spacing w:after="200"/>
+      </w:pPr>
+      <w:r>
+        <w:rPr>
+          <w:rFonts w:ascii="Arial" w:cs="Arial" w:eastAsia="Arial" w:hAnsi="Arial"/>
+          <w:color w:val="4B5563"/>
+          <w:sz w:val="20"/>
+          <w:szCs w:val="20"/>
+        </w:rPr>
+        <w:t xml:space="preserve">부모님의 양육 태도는 전반적으로 아동에 대한 높은 관심과 애정을 보여줍니다. 다만 아동의 주의력 특성을 고려할 때, 긴 과제보다 짧은 단위의 성공 경험을 축적하는 방식이 더 효과적입니다. 특히 감정 표현 시 "왜 그래?"보다 "어떤 기분이야?"로 질문을 바꾸는 것만으로도 감정 어휘 확장에 큰 도움이 됩니다.</w:t>
+      </w:r>
+    </w:p>
+    <w:p>
+      <w:r>
+        <w:br w:type="page"/>
+      </w:r>
+    </w:p>
+    <w:p>
+      <w:pPr>
+        <w:pStyle w:val="Heading1"/>
+        <w:spacing w:after="150" w:before="300"/>
+      </w:pPr>
+      <w:r>
+        <w:rPr>
+          <w:rFonts w:ascii="Arial" w:cs="Arial" w:eastAsia="Arial" w:hAnsi="Arial"/>
+        </w:rPr>
+        <w:t xml:space="preserve">Section 9: 예후 시뮬레이션</w:t>
+      </w:r>
+    </w:p>
+    <w:p>
+      <w:pPr>
+        <w:spacing w:after="120"/>
+      </w:pPr>
+      <w:r>
+        <w:rPr>
+          <w:rFonts w:ascii="Arial" w:cs="Arial" w:eastAsia="Arial" w:hAnsi="Arial"/>
+          <w:b/>
+          <w:bCs/>
+          <w:color w:val="1E3A5F"/>
+          <w:sz w:val="22"/>
+          <w:szCs w:val="22"/>
+        </w:rPr>
+        <w:t xml:space="preserve">📈 개입 수준별 3/6/12개월 예측</w:t>
+      </w:r>
+    </w:p>
+    <w:p>
+      <w:pPr>
+        <w:spacing w:after="200"/>
+      </w:pPr>
+    </w:p>
+    <w:tbl>
+      <w:tblPr>
+        <w:tblW w:type="dxa" w:w="9506"/>
+        <w:tblBorders>
+          <w:top w:val="single" w:color="auto" w:sz="4"/>
+          <w:left w:val="single" w:color="auto" w:sz="4"/>
+          <w:bottom w:val="single" w:color="auto" w:sz="4"/>
+          <w:right w:val="single" w:color="auto" w:sz="4"/>
+          <w:insideH w:val="single" w:color="auto" w:sz="4"/>
+          <w:insideV w:val="single" w:color="auto" w:sz="4"/>
+        </w:tblBorders>
+      </w:tblPr>
+      <w:tblGrid>
+        <w:gridCol w:w="2200"/>
+        <w:gridCol w:w="2400"/>
+        <w:gridCol w:w="2400"/>
+        <w:gridCol w:w="2506"/>
+      </w:tblGrid>
+      <w:tr>
+        <w:tc>
+          <w:tcPr>
+            <w:tcW w:type="dxa" w:w="2200"/>
+            <w:tcBorders>
+              <w:top w:val="single" w:color="D1D5DB" w:sz="1"/>
+              <w:left w:val="single" w:color="D1D5DB" w:sz="1"/>
+              <w:bottom w:val="single" w:color="D1D5DB" w:sz="1"/>
+              <w:right w:val="single" w:color="D1D5DB" w:sz="1"/>
+            </w:tcBorders>
+            <w:shd w:fill="EFF6FF" w:val="clear"/>
+            <w:tcMar>
+              <w:top w:type="dxa" w:w="60"/>
+              <w:left w:type="dxa" w:w="100"/>
+              <w:bottom w:type="dxa" w:w="60"/>
+              <w:right w:type="dxa" w:w="100"/>
+            </w:tcMar>
+          </w:tcPr>
+          <w:p>
+            <w:r>
+              <w:rPr>
+                <w:rFonts w:ascii="Arial" w:cs="Arial" w:eastAsia="Arial" w:hAnsi="Arial"/>
+                <w:b/>
+                <w:bCs/>
+                <w:color w:val="1E40AF"/>
+                <w:sz w:val="20"/>
+                <w:szCs w:val="20"/>
+              </w:rPr>
+              <w:t xml:space="preserve">시나리오</w:t>
+            </w:r>
+          </w:p>
+        </w:tc>
+        <w:tc>
+          <w:tcPr>
+            <w:tcW w:type="dxa" w:w="2400"/>
+            <w:tcBorders>
+              <w:top w:val="single" w:color="D1D5DB" w:sz="1"/>
+              <w:left w:val="single" w:color="D1D5DB" w:sz="1"/>
+              <w:bottom w:val="single" w:color="D1D5DB" w:sz="1"/>
+              <w:right w:val="single" w:color="D1D5DB" w:sz="1"/>
+            </w:tcBorders>
+            <w:shd w:fill="EFF6FF" w:val="clear"/>
+            <w:tcMar>
+              <w:top w:type="dxa" w:w="60"/>
+              <w:left w:type="dxa" w:w="100"/>
+              <w:bottom w:type="dxa" w:w="60"/>
+              <w:right w:type="dxa" w:w="100"/>
+            </w:tcMar>
+          </w:tcPr>
+          <w:p>
+            <w:r>
+              <w:rPr>
+                <w:rFonts w:ascii="Arial" w:cs="Arial" w:eastAsia="Arial" w:hAnsi="Arial"/>
+                <w:b/>
+                <w:bCs/>
+                <w:color w:val="1E40AF"/>
+                <w:sz w:val="20"/>
+                <w:szCs w:val="20"/>
+              </w:rPr>
+              <w:t xml:space="preserve">3개월 후</w:t>
+            </w:r>
+          </w:p>
+        </w:tc>
+        <w:tc>
+          <w:tcPr>
+            <w:tcW w:type="dxa" w:w="2400"/>
+            <w:tcBorders>
+              <w:top w:val="single" w:color="D1D5DB" w:sz="1"/>
+              <w:left w:val="single" w:color="D1D5DB" w:sz="1"/>
+              <w:bottom w:val="single" w:color="D1D5DB" w:sz="1"/>
+              <w:right w:val="single" w:color="D1D5DB" w:sz="1"/>
+            </w:tcBorders>
+            <w:shd w:fill="EFF6FF" w:val="clear"/>
+            <w:tcMar>
+              <w:top w:type="dxa" w:w="60"/>
+              <w:left w:type="dxa" w:w="100"/>
+              <w:bottom w:type="dxa" w:w="60"/>
+              <w:right w:type="dxa" w:w="100"/>
+            </w:tcMar>
+          </w:tcPr>
+          <w:p>
+            <w:r>
+              <w:rPr>
+                <w:rFonts w:ascii="Arial" w:cs="Arial" w:eastAsia="Arial" w:hAnsi="Arial"/>
+                <w:b/>
+                <w:bCs/>
+                <w:color w:val="1E40AF"/>
+                <w:sz w:val="20"/>
+                <w:szCs w:val="20"/>
+              </w:rPr>
+              <w:t xml:space="preserve">6개월 후</w:t>
+            </w:r>
+          </w:p>
+        </w:tc>
+        <w:tc>
+          <w:tcPr>
+            <w:tcW w:type="dxa" w:w="2506"/>
+            <w:tcBorders>
+              <w:top w:val="single" w:color="D1D5DB" w:sz="1"/>
+              <w:left w:val="single" w:color="D1D5DB" w:sz="1"/>
+              <w:bottom w:val="single" w:color="D1D5DB" w:sz="1"/>
+              <w:right w:val="single" w:color="D1D5DB" w:sz="1"/>
+            </w:tcBorders>
+            <w:shd w:fill="EFF6FF" w:val="clear"/>
+            <w:tcMar>
+              <w:top w:type="dxa" w:w="60"/>
+              <w:left w:type="dxa" w:w="100"/>
+              <w:bottom w:type="dxa" w:w="60"/>
+              <w:right w:type="dxa" w:w="100"/>
+            </w:tcMar>
+          </w:tcPr>
+          <w:p>
+            <w:r>
+              <w:rPr>
+                <w:rFonts w:ascii="Arial" w:cs="Arial" w:eastAsia="Arial" w:hAnsi="Arial"/>
+                <w:b/>
+                <w:bCs/>
+                <w:color w:val="1E40AF"/>
+                <w:sz w:val="20"/>
+                <w:szCs w:val="20"/>
+              </w:rPr>
+              <w:t xml:space="preserve">12개월 후</w:t>
+            </w:r>
+          </w:p>
+        </w:tc>
+      </w:tr>
+      <w:tr>
+        <w:tc>
+          <w:tcPr>
+            <w:tcW w:type="dxa" w:w="2200"/>
+            <w:tcBorders>
+              <w:top w:val="single" w:color="D1D5DB" w:sz="1"/>
+              <w:left w:val="single" w:color="D1D5DB" w:sz="1"/>
+              <w:bottom w:val="single" w:color="D1D5DB" w:sz="1"/>
+              <w:right w:val="single" w:color="D1D5DB" w:sz="1"/>
+            </w:tcBorders>
+            <w:shd w:fill="D1FAE5" w:val="clear"/>
+            <w:tcMar>
+              <w:top w:type="dxa" w:w="60"/>
+              <w:left w:type="dxa" w:w="100"/>
+              <w:bottom w:type="dxa" w:w="60"/>
+              <w:right w:type="dxa" w:w="100"/>
+            </w:tcMar>
+          </w:tcPr>
+          <w:p>
+            <w:pPr>
+              <w:jc w:val="left"/>
+            </w:pPr>
+            <w:r>
+              <w:rPr>
+                <w:rFonts w:ascii="Arial" w:cs="Arial" w:eastAsia="Arial" w:hAnsi="Arial"/>
+                <w:b/>
+                <w:bCs/>
+                <w:color w:val="374151"/>
+                <w:sz w:val="20"/>
+                <w:szCs w:val="20"/>
+              </w:rPr>
+              <w:t xml:space="preserve">🟢 적극 개입</w:t>
+            </w:r>
+          </w:p>
+        </w:tc>
+        <w:tc>
+          <w:tcPr>
+            <w:tcW w:type="dxa" w:w="2400"/>
+            <w:tcBorders>
+              <w:top w:val="single" w:color="D1D5DB" w:sz="1"/>
+              <w:left w:val="single" w:color="D1D5DB" w:sz="1"/>
+              <w:bottom w:val="single" w:color="D1D5DB" w:sz="1"/>
+              <w:right w:val="single" w:color="D1D5DB" w:sz="1"/>
+            </w:tcBorders>
+            <w:tcMar>
+              <w:top w:type="dxa" w:w="60"/>
+              <w:left w:type="dxa" w:w="100"/>
+              <w:bottom w:type="dxa" w:w="60"/>
+              <w:right w:type="dxa" w:w="100"/>
+            </w:tcMar>
+          </w:tcPr>
+          <w:p>
+            <w:pPr>
+              <w:jc w:val="left"/>
+            </w:pPr>
+            <w:r>
+              <w:rPr>
+                <w:rFonts w:ascii="Arial" w:cs="Arial" w:eastAsia="Arial" w:hAnsi="Arial"/>
+                <w:color w:val="374151"/>
+                <w:sz w:val="20"/>
+                <w:szCs w:val="20"/>
+              </w:rPr>
+              <w:t xml:space="preserve">주의력 58% / 불안 52%</w:t>
+            </w:r>
+          </w:p>
+        </w:tc>
+        <w:tc>
+          <w:tcPr>
+            <w:tcW w:type="dxa" w:w="2400"/>
+            <w:tcBorders>
+              <w:top w:val="single" w:color="D1D5DB" w:sz="1"/>
+              <w:left w:val="single" w:color="D1D5DB" w:sz="1"/>
+              <w:bottom w:val="single" w:color="D1D5DB" w:sz="1"/>
+              <w:right w:val="single" w:color="D1D5DB" w:sz="1"/>
+            </w:tcBorders>
+            <w:tcMar>
+              <w:top w:type="dxa" w:w="60"/>
+              <w:left w:type="dxa" w:w="100"/>
+              <w:bottom w:type="dxa" w:w="60"/>
+              <w:right w:type="dxa" w:w="100"/>
+            </w:tcMar>
+          </w:tcPr>
+          <w:p>
+            <w:pPr>
+              <w:jc w:val="left"/>
+            </w:pPr>
+            <w:r>
+              <w:rPr>
+                <w:rFonts w:ascii="Arial" w:cs="Arial" w:eastAsia="Arial" w:hAnsi="Arial"/>
+                <w:color w:val="374151"/>
+                <w:sz w:val="20"/>
+                <w:szCs w:val="20"/>
+              </w:rPr>
+              <w:t xml:space="preserve">주의력 45% / 불안 38%</w:t>
+            </w:r>
+          </w:p>
+        </w:tc>
+        <w:tc>
+          <w:tcPr>
+            <w:tcW w:type="dxa" w:w="2506"/>
+            <w:tcBorders>
+              <w:top w:val="single" w:color="D1D5DB" w:sz="1"/>
+              <w:left w:val="single" w:color="D1D5DB" w:sz="1"/>
+              <w:bottom w:val="single" w:color="D1D5DB" w:sz="1"/>
+              <w:right w:val="single" w:color="D1D5DB" w:sz="1"/>
+            </w:tcBorders>
+            <w:tcMar>
+              <w:top w:type="dxa" w:w="60"/>
+              <w:left w:type="dxa" w:w="100"/>
+              <w:bottom w:type="dxa" w:w="60"/>
+              <w:right w:type="dxa" w:w="100"/>
+            </w:tcMar>
+          </w:tcPr>
+          <w:p>
+            <w:pPr>
+              <w:jc w:val="left"/>
+            </w:pPr>
+            <w:r>
+              <w:rPr>
+                <w:rFonts w:ascii="Arial" w:cs="Arial" w:eastAsia="Arial" w:hAnsi="Arial"/>
+                <w:color w:val="059669"/>
+                <w:sz w:val="20"/>
+                <w:szCs w:val="20"/>
+              </w:rPr>
+              <w:t xml:space="preserve">주의력 35% / 불안 30% (정상)</w:t>
+            </w:r>
+          </w:p>
+        </w:tc>
+      </w:tr>
+      <w:tr>
+        <w:tc>
+          <w:tcPr>
+            <w:tcW w:type="dxa" w:w="2200"/>
+            <w:tcBorders>
+              <w:top w:val="single" w:color="D1D5DB" w:sz="1"/>
+              <w:left w:val="single" w:color="D1D5DB" w:sz="1"/>
+              <w:bottom w:val="single" w:color="D1D5DB" w:sz="1"/>
+              <w:right w:val="single" w:color="D1D5DB" w:sz="1"/>
+            </w:tcBorders>
+            <w:shd w:fill="FEF3C7" w:val="clear"/>
+            <w:tcMar>
+              <w:top w:type="dxa" w:w="60"/>
+              <w:left w:type="dxa" w:w="100"/>
+              <w:bottom w:type="dxa" w:w="60"/>
+              <w:right w:type="dxa" w:w="100"/>
+            </w:tcMar>
+          </w:tcPr>
+          <w:p>
+            <w:pPr>
+              <w:jc w:val="left"/>
+            </w:pPr>
+            <w:r>
+              <w:rPr>
+                <w:rFonts w:ascii="Arial" w:cs="Arial" w:eastAsia="Arial" w:hAnsi="Arial"/>
+                <w:b/>
+                <w:bCs/>
+                <w:color w:val="374151"/>
+                <w:sz w:val="20"/>
+                <w:szCs w:val="20"/>
+              </w:rPr>
+              <w:t xml:space="preserve">🟡 부분 개입</w:t>
+            </w:r>
+          </w:p>
+        </w:tc>
+        <w:tc>
+          <w:tcPr>
+            <w:tcW w:type="dxa" w:w="2400"/>
+            <w:tcBorders>
+              <w:top w:val="single" w:color="D1D5DB" w:sz="1"/>
+              <w:left w:val="single" w:color="D1D5DB" w:sz="1"/>
+              <w:bottom w:val="single" w:color="D1D5DB" w:sz="1"/>
+              <w:right w:val="single" w:color="D1D5DB" w:sz="1"/>
+            </w:tcBorders>
+            <w:tcMar>
+              <w:top w:type="dxa" w:w="60"/>
+              <w:left w:type="dxa" w:w="100"/>
+              <w:bottom w:type="dxa" w:w="60"/>
+              <w:right w:type="dxa" w:w="100"/>
+            </w:tcMar>
+          </w:tcPr>
+          <w:p>
+            <w:pPr>
+              <w:jc w:val="left"/>
+            </w:pPr>
+            <w:r>
+              <w:rPr>
+                <w:rFonts w:ascii="Arial" w:cs="Arial" w:eastAsia="Arial" w:hAnsi="Arial"/>
+                <w:color w:val="374151"/>
+                <w:sz w:val="20"/>
+                <w:szCs w:val="20"/>
+              </w:rPr>
+              <w:t xml:space="preserve">주의력 65% / 불안 60%</w:t>
+            </w:r>
+          </w:p>
+        </w:tc>
+        <w:tc>
+          <w:tcPr>
+            <w:tcW w:type="dxa" w:w="2400"/>
+            <w:tcBorders>
+              <w:top w:val="single" w:color="D1D5DB" w:sz="1"/>
+              <w:left w:val="single" w:color="D1D5DB" w:sz="1"/>
+              <w:bottom w:val="single" w:color="D1D5DB" w:sz="1"/>
+              <w:right w:val="single" w:color="D1D5DB" w:sz="1"/>
+            </w:tcBorders>
+            <w:tcMar>
+              <w:top w:type="dxa" w:w="60"/>
+              <w:left w:type="dxa" w:w="100"/>
+              <w:bottom w:type="dxa" w:w="60"/>
+              <w:right w:type="dxa" w:w="100"/>
+            </w:tcMar>
+          </w:tcPr>
+          <w:p>
+            <w:pPr>
+              <w:jc w:val="left"/>
+            </w:pPr>
+            <w:r>
+              <w:rPr>
+                <w:rFonts w:ascii="Arial" w:cs="Arial" w:eastAsia="Arial" w:hAnsi="Arial"/>
+                <w:color w:val="374151"/>
+                <w:sz w:val="20"/>
+                <w:szCs w:val="20"/>
+              </w:rPr>
+              <w:t xml:space="preserve">주의력 55% / 불안 50%</w:t>
+            </w:r>
+          </w:p>
+        </w:tc>
+        <w:tc>
+          <w:tcPr>
+            <w:tcW w:type="dxa" w:w="2506"/>
+            <w:tcBorders>
+              <w:top w:val="single" w:color="D1D5DB" w:sz="1"/>
+              <w:left w:val="single" w:color="D1D5DB" w:sz="1"/>
+              <w:bottom w:val="single" w:color="D1D5DB" w:sz="1"/>
+              <w:right w:val="single" w:color="D1D5DB" w:sz="1"/>
+            </w:tcBorders>
+            <w:tcMar>
+              <w:top w:type="dxa" w:w="60"/>
+              <w:left w:type="dxa" w:w="100"/>
+              <w:bottom w:type="dxa" w:w="60"/>
+              <w:right w:type="dxa" w:w="100"/>
+            </w:tcMar>
+          </w:tcPr>
+          <w:p>
+            <w:pPr>
+              <w:jc w:val="left"/>
+            </w:pPr>
+            <w:r>
+              <w:rPr>
+                <w:rFonts w:ascii="Arial" w:cs="Arial" w:eastAsia="Arial" w:hAnsi="Arial"/>
+                <w:color w:val="D97706"/>
+                <w:sz w:val="20"/>
+                <w:szCs w:val="20"/>
+              </w:rPr>
+              <w:t xml:space="preserve">주의력 48% / 불안 42% (경계)</w:t>
+            </w:r>
+          </w:p>
+        </w:tc>
+      </w:tr>
+      <w:tr>
+        <w:tc>
+          <w:tcPr>
+            <w:tcW w:type="dxa" w:w="2200"/>
+            <w:tcBorders>
+              <w:top w:val="single" w:color="D1D5DB" w:sz="1"/>
+              <w:left w:val="single" w:color="D1D5DB" w:sz="1"/>
+              <w:bottom w:val="single" w:color="D1D5DB" w:sz="1"/>
+              <w:right w:val="single" w:color="D1D5DB" w:sz="1"/>
+            </w:tcBorders>
+            <w:shd w:fill="FEE2E2" w:val="clear"/>
+            <w:tcMar>
+              <w:top w:type="dxa" w:w="60"/>
+              <w:left w:type="dxa" w:w="100"/>
+              <w:bottom w:type="dxa" w:w="60"/>
+              <w:right w:type="dxa" w:w="100"/>
+            </w:tcMar>
+          </w:tcPr>
+          <w:p>
+            <w:pPr>
+              <w:jc w:val="left"/>
+            </w:pPr>
+            <w:r>
+              <w:rPr>
+                <w:rFonts w:ascii="Arial" w:cs="Arial" w:eastAsia="Arial" w:hAnsi="Arial"/>
+                <w:b/>
+                <w:bCs/>
+                <w:color w:val="374151"/>
+                <w:sz w:val="20"/>
+                <w:szCs w:val="20"/>
+              </w:rPr>
+              <w:t xml:space="preserve">🔴 개입 없음</w:t>
+            </w:r>
+          </w:p>
+        </w:tc>
+        <w:tc>
+          <w:tcPr>
+            <w:tcW w:type="dxa" w:w="2400"/>
+            <w:tcBorders>
+              <w:top w:val="single" w:color="D1D5DB" w:sz="1"/>
+              <w:left w:val="single" w:color="D1D5DB" w:sz="1"/>
+              <w:bottom w:val="single" w:color="D1D5DB" w:sz="1"/>
+              <w:right w:val="single" w:color="D1D5DB" w:sz="1"/>
+            </w:tcBorders>
+            <w:tcMar>
+              <w:top w:type="dxa" w:w="60"/>
+              <w:left w:type="dxa" w:w="100"/>
+              <w:bottom w:type="dxa" w:w="60"/>
+              <w:right w:type="dxa" w:w="100"/>
+            </w:tcMar>
+          </w:tcPr>
+          <w:p>
+            <w:pPr>
+              <w:jc w:val="left"/>
+            </w:pPr>
+            <w:r>
+              <w:rPr>
+                <w:rFonts w:ascii="Arial" w:cs="Arial" w:eastAsia="Arial" w:hAnsi="Arial"/>
+                <w:color w:val="374151"/>
+                <w:sz w:val="20"/>
+                <w:szCs w:val="20"/>
+              </w:rPr>
+              <w:t xml:space="preserve">주의력 75% / 불안 70%</w:t>
+            </w:r>
+          </w:p>
+        </w:tc>
+        <w:tc>
+          <w:tcPr>
+            <w:tcW w:type="dxa" w:w="2400"/>
+            <w:tcBorders>
+              <w:top w:val="single" w:color="D1D5DB" w:sz="1"/>
+              <w:left w:val="single" w:color="D1D5DB" w:sz="1"/>
+              <w:bottom w:val="single" w:color="D1D5DB" w:sz="1"/>
+              <w:right w:val="single" w:color="D1D5DB" w:sz="1"/>
+            </w:tcBorders>
+            <w:tcMar>
+              <w:top w:type="dxa" w:w="60"/>
+              <w:left w:type="dxa" w:w="100"/>
+              <w:bottom w:type="dxa" w:w="60"/>
+              <w:right w:type="dxa" w:w="100"/>
+            </w:tcMar>
+          </w:tcPr>
+          <w:p>
+            <w:pPr>
+              <w:jc w:val="left"/>
+            </w:pPr>
+            <w:r>
+              <w:rPr>
+                <w:rFonts w:ascii="Arial" w:cs="Arial" w:eastAsia="Arial" w:hAnsi="Arial"/>
+                <w:color w:val="374151"/>
+                <w:sz w:val="20"/>
+                <w:szCs w:val="20"/>
+              </w:rPr>
+              <w:t xml:space="preserve">주의력 78% / 불안 75%</w:t>
+            </w:r>
+          </w:p>
+        </w:tc>
+        <w:tc>
+          <w:tcPr>
+            <w:tcW w:type="dxa" w:w="2506"/>
+            <w:tcBorders>
+              <w:top w:val="single" w:color="D1D5DB" w:sz="1"/>
+              <w:left w:val="single" w:color="D1D5DB" w:sz="1"/>
+              <w:bottom w:val="single" w:color="D1D5DB" w:sz="1"/>
+              <w:right w:val="single" w:color="D1D5DB" w:sz="1"/>
+            </w:tcBorders>
+            <w:tcMar>
+              <w:top w:type="dxa" w:w="60"/>
+              <w:left w:type="dxa" w:w="100"/>
+              <w:bottom w:type="dxa" w:w="60"/>
+              <w:right w:type="dxa" w:w="100"/>
+            </w:tcMar>
+          </w:tcPr>
+          <w:p>
+            <w:pPr>
+              <w:jc w:val="left"/>
+            </w:pPr>
+            <w:r>
+              <w:rPr>
+                <w:rFonts w:ascii="Arial" w:cs="Arial" w:eastAsia="Arial" w:hAnsi="Arial"/>
+                <w:color w:val="DC2626"/>
+                <w:sz w:val="20"/>
+                <w:szCs w:val="20"/>
+              </w:rPr>
+              <w:t xml:space="preserve">주의력 82% / 불안 78% (악화)</w:t>
+            </w:r>
+          </w:p>
+        </w:tc>
+      </w:tr>
+    </w:tbl>
+    <w:p>
+      <w:pPr>
+        <w:pBdr>
+          <w:left w:val="single" w:color="2563EB" w:sz="6" w:space="8"/>
+        </w:pBdr>
+        <w:spacing w:after="80" w:before="200"/>
+      </w:pPr>
+      <w:r>
+        <w:rPr>
+          <w:rFonts w:ascii="Arial" w:cs="Arial" w:eastAsia="Arial" w:hAnsi="Arial"/>
+          <w:b/>
+          <w:bCs/>
+          <w:color w:val="2563EB"/>
+          <w:sz w:val="18"/>
+          <w:szCs w:val="18"/>
+        </w:rPr>
+        <w:t xml:space="preserve">💬 예후 근거</w:t>
+      </w:r>
+    </w:p>
+    <w:p>
+      <w:pPr>
+        <w:pBdr>
+          <w:left w:val="single" w:color="2563EB" w:sz="6" w:space="8"/>
+        </w:pBdr>
+        <w:spacing w:after="200"/>
+      </w:pPr>
+      <w:r>
+        <w:rPr>
+          <w:rFonts w:ascii="Arial" w:cs="Arial" w:eastAsia="Arial" w:hAnsi="Arial"/>
+          <w:color w:val="4B5563"/>
+          <w:sz w:val="20"/>
+          <w:szCs w:val="20"/>
+        </w:rPr>
+        <w:t xml:space="preserve">예측은 AIHPRO AI 분석 엔진의 행동 패턴 인식 프레임워크에 기반하며, 동일 연령대 유사 프로파일 아동 1,200명의 추적 데이터를 참조합니다. 적극 개입 그룹은 주 3회 이상 플랫폼 활동 + 월 1회 전문 상담을 병행한 경우이며, 12개월 내 정상 범위 도달률은 78%입니다.</w:t>
+      </w:r>
+    </w:p>
+    <w:p>
+      <w:r>
+        <w:br w:type="page"/>
+      </w:r>
+    </w:p>
+    <w:p>
+      <w:pPr>
+        <w:pStyle w:val="Heading1"/>
+        <w:spacing w:after="150" w:before="300"/>
+      </w:pPr>
+      <w:r>
+        <w:rPr>
+          <w:rFonts w:ascii="Arial" w:cs="Arial" w:eastAsia="Arial" w:hAnsi="Arial"/>
+        </w:rPr>
+        <w:t xml:space="preserve">Section 10: 전문 기관 연계 소견서</w:t>
+      </w:r>
+    </w:p>
+    <w:p>
+      <w:pPr>
+        <w:spacing w:after="120"/>
+      </w:pPr>
+      <w:r>
+        <w:rPr>
+          <w:rFonts w:ascii="Arial" w:cs="Arial" w:eastAsia="Arial" w:hAnsi="Arial"/>
+          <w:b/>
+          <w:bCs/>
+          <w:color w:val="1E3A5F"/>
+          <w:sz w:val="22"/>
+          <w:szCs w:val="22"/>
+        </w:rPr>
+        <w:t xml:space="preserve">📄 병원/상담센터 제출용 요약 소견서</w:t>
+      </w:r>
+    </w:p>
+    <w:p>
+      <w:pPr>
+        <w:spacing w:after="100"/>
+      </w:pPr>
+    </w:p>
+    <w:tbl>
+      <w:tblPr>
+        <w:tblW w:type="dxa" w:w="9506"/>
+        <w:tblBorders>
+          <w:top w:val="single" w:color="auto" w:sz="4"/>
+          <w:left w:val="single" w:color="auto" w:sz="4"/>
+          <w:bottom w:val="single" w:color="auto" w:sz="4"/>
+          <w:right w:val="single" w:color="auto" w:sz="4"/>
+          <w:insideH w:val="single" w:color="auto" w:sz="4"/>
+          <w:insideV w:val="single" w:color="auto" w:sz="4"/>
+        </w:tblBorders>
+      </w:tblPr>
+      <w:tblGrid>
+        <w:gridCol w:w="2500"/>
+        <w:gridCol w:w="7006"/>
+      </w:tblGrid>
+      <w:tr>
+        <w:tc>
+          <w:tcPr>
+            <w:tcW w:type="dxa" w:w="2500"/>
+            <w:tcBorders>
+              <w:top w:val="single" w:color="D1D5DB" w:sz="1"/>
+              <w:left w:val="single" w:color="D1D5DB" w:sz="1"/>
+              <w:bottom w:val="single" w:color="D1D5DB" w:sz="1"/>
+              <w:right w:val="single" w:color="D1D5DB" w:sz="1"/>
+            </w:tcBorders>
+            <w:shd w:fill="F3F4F6" w:val="clear"/>
+            <w:tcMar>
+              <w:top w:type="dxa" w:w="60"/>
+              <w:left w:type="dxa" w:w="100"/>
+              <w:bottom w:type="dxa" w:w="60"/>
+              <w:right w:type="dxa" w:w="100"/>
+            </w:tcMar>
+          </w:tcPr>
+          <w:p>
+            <w:pPr>
+              <w:jc w:val="left"/>
+            </w:pPr>
+            <w:r>
+              <w:rPr>
+                <w:rFonts w:ascii="Arial" w:cs="Arial" w:eastAsia="Arial" w:hAnsi="Arial"/>
+                <w:b/>
+                <w:bCs/>
+                <w:color w:val="374151"/>
+                <w:sz w:val="20"/>
+                <w:szCs w:val="20"/>
+              </w:rPr>
+              <w:t xml:space="preserve">대상자</w:t>
+            </w:r>
+          </w:p>
+        </w:tc>
+        <w:tc>
+          <w:tcPr>
+            <w:tcW w:type="dxa" w:w="7006"/>
+            <w:tcBorders>
+              <w:top w:val="single" w:color="D1D5DB" w:sz="1"/>
+              <w:left w:val="single" w:color="D1D5DB" w:sz="1"/>
+              <w:bottom w:val="single" w:color="D1D5DB" w:sz="1"/>
+              <w:right w:val="single" w:color="D1D5DB" w:sz="1"/>
+            </w:tcBorders>
+            <w:tcMar>
+              <w:top w:type="dxa" w:w="60"/>
+              <w:left w:type="dxa" w:w="100"/>
+              <w:bottom w:type="dxa" w:w="60"/>
+              <w:right w:type="dxa" w:w="100"/>
+            </w:tcMar>
+          </w:tcPr>
+          <w:p>
+            <w:pPr>
+              <w:jc w:val="left"/>
+            </w:pPr>
+            <w:r>
+              <w:rPr>
+                <w:rFonts w:ascii="Arial" w:cs="Arial" w:eastAsia="Arial" w:hAnsi="Arial"/>
+                <w:color w:val="374151"/>
+                <w:sz w:val="20"/>
+                <w:szCs w:val="20"/>
+              </w:rPr>
+              <w:t xml:space="preserve">김지우 (만 7세, 남)</w:t>
+            </w:r>
+          </w:p>
+        </w:tc>
+      </w:tr>
+      <w:tr>
+        <w:tc>
+          <w:tcPr>
+            <w:tcW w:type="dxa" w:w="2500"/>
+            <w:tcBorders>
+              <w:top w:val="single" w:color="D1D5DB" w:sz="1"/>
+              <w:left w:val="single" w:color="D1D5DB" w:sz="1"/>
+              <w:bottom w:val="single" w:color="D1D5DB" w:sz="1"/>
+              <w:right w:val="single" w:color="D1D5DB" w:sz="1"/>
+            </w:tcBorders>
+            <w:shd w:fill="F3F4F6" w:val="clear"/>
+            <w:tcMar>
+              <w:top w:type="dxa" w:w="60"/>
+              <w:left w:type="dxa" w:w="100"/>
+              <w:bottom w:type="dxa" w:w="60"/>
+              <w:right w:type="dxa" w:w="100"/>
+            </w:tcMar>
+          </w:tcPr>
+          <w:p>
+            <w:pPr>
+              <w:jc w:val="left"/>
+            </w:pPr>
+            <w:r>
+              <w:rPr>
+                <w:rFonts w:ascii="Arial" w:cs="Arial" w:eastAsia="Arial" w:hAnsi="Arial"/>
+                <w:b/>
+                <w:bCs/>
+                <w:color w:val="374151"/>
+                <w:sz w:val="20"/>
+                <w:szCs w:val="20"/>
+              </w:rPr>
+              <w:t xml:space="preserve">평가 기간</w:t>
+            </w:r>
+          </w:p>
+        </w:tc>
+        <w:tc>
+          <w:tcPr>
+            <w:tcW w:type="dxa" w:w="7006"/>
+            <w:tcBorders>
+              <w:top w:val="single" w:color="D1D5DB" w:sz="1"/>
+              <w:left w:val="single" w:color="D1D5DB" w:sz="1"/>
+              <w:bottom w:val="single" w:color="D1D5DB" w:sz="1"/>
+              <w:right w:val="single" w:color="D1D5DB" w:sz="1"/>
+            </w:tcBorders>
+            <w:tcMar>
+              <w:top w:type="dxa" w:w="60"/>
+              <w:left w:type="dxa" w:w="100"/>
+              <w:bottom w:type="dxa" w:w="60"/>
+              <w:right w:type="dxa" w:w="100"/>
+            </w:tcMar>
+          </w:tcPr>
+          <w:p>
+            <w:pPr>
+              <w:jc w:val="left"/>
+            </w:pPr>
+            <w:r>
+              <w:rPr>
+                <w:rFonts w:ascii="Arial" w:cs="Arial" w:eastAsia="Arial" w:hAnsi="Arial"/>
+                <w:color w:val="374151"/>
+                <w:sz w:val="20"/>
+                <w:szCs w:val="20"/>
+              </w:rPr>
+              <w:t xml:space="preserve">2025.03.12 ~ 2025.04.13 (32일간)</w:t>
+            </w:r>
+          </w:p>
+        </w:tc>
+      </w:tr>
+      <w:tr>
+        <w:tc>
+          <w:tcPr>
+            <w:tcW w:type="dxa" w:w="2500"/>
+            <w:tcBorders>
+              <w:top w:val="single" w:color="D1D5DB" w:sz="1"/>
+              <w:left w:val="single" w:color="D1D5DB" w:sz="1"/>
+              <w:bottom w:val="single" w:color="D1D5DB" w:sz="1"/>
+              <w:right w:val="single" w:color="D1D5DB" w:sz="1"/>
+            </w:tcBorders>
+            <w:shd w:fill="F3F4F6" w:val="clear"/>
+            <w:tcMar>
+              <w:top w:type="dxa" w:w="60"/>
+              <w:left w:type="dxa" w:w="100"/>
+              <w:bottom w:type="dxa" w:w="60"/>
+              <w:right w:type="dxa" w:w="100"/>
+            </w:tcMar>
+          </w:tcPr>
+          <w:p>
+            <w:pPr>
+              <w:jc w:val="left"/>
+            </w:pPr>
+            <w:r>
+              <w:rPr>
+                <w:rFonts w:ascii="Arial" w:cs="Arial" w:eastAsia="Arial" w:hAnsi="Arial"/>
+                <w:b/>
+                <w:bCs/>
+                <w:color w:val="374151"/>
+                <w:sz w:val="20"/>
+                <w:szCs w:val="20"/>
+              </w:rPr>
+              <w:t xml:space="preserve">분석 데이터</w:t>
+            </w:r>
+          </w:p>
+        </w:tc>
+        <w:tc>
+          <w:tcPr>
+            <w:tcW w:type="dxa" w:w="7006"/>
+            <w:tcBorders>
+              <w:top w:val="single" w:color="D1D5DB" w:sz="1"/>
+              <w:left w:val="single" w:color="D1D5DB" w:sz="1"/>
+              <w:bottom w:val="single" w:color="D1D5DB" w:sz="1"/>
+              <w:right w:val="single" w:color="D1D5DB" w:sz="1"/>
+            </w:tcBorders>
+            <w:tcMar>
+              <w:top w:type="dxa" w:w="60"/>
+              <w:left w:type="dxa" w:w="100"/>
+              <w:bottom w:type="dxa" w:w="60"/>
+              <w:right w:type="dxa" w:w="100"/>
+            </w:tcMar>
+          </w:tcPr>
+          <w:p>
+            <w:pPr>
+              <w:jc w:val="left"/>
+            </w:pPr>
+            <w:r>
+              <w:rPr>
+                <w:rFonts w:ascii="Arial" w:cs="Arial" w:eastAsia="Arial" w:hAnsi="Arial"/>
+                <w:color w:val="374151"/>
+                <w:sz w:val="20"/>
+                <w:szCs w:val="20"/>
+              </w:rPr>
+              <w:t xml:space="preserve">5개 소스, 47개 데이터 포인트 (심리검사 8건, AI 관찰 12건, 게임 15건, 음성 6건, 부모 기록 6건)</w:t>
+            </w:r>
+          </w:p>
+        </w:tc>
+      </w:tr>
+      <w:tr>
+        <w:tc>
+          <w:tcPr>
+            <w:tcW w:type="dxa" w:w="2500"/>
+            <w:tcBorders>
+              <w:top w:val="single" w:color="D1D5DB" w:sz="1"/>
+              <w:left w:val="single" w:color="D1D5DB" w:sz="1"/>
+              <w:bottom w:val="single" w:color="D1D5DB" w:sz="1"/>
+              <w:right w:val="single" w:color="D1D5DB" w:sz="1"/>
+            </w:tcBorders>
+            <w:shd w:fill="F3F4F6" w:val="clear"/>
+            <w:tcMar>
+              <w:top w:type="dxa" w:w="60"/>
+              <w:left w:type="dxa" w:w="100"/>
+              <w:bottom w:type="dxa" w:w="60"/>
+              <w:right w:type="dxa" w:w="100"/>
+            </w:tcMar>
+          </w:tcPr>
+          <w:p>
+            <w:pPr>
+              <w:jc w:val="left"/>
+            </w:pPr>
+            <w:r>
+              <w:rPr>
+                <w:rFonts w:ascii="Arial" w:cs="Arial" w:eastAsia="Arial" w:hAnsi="Arial"/>
+                <w:b/>
+                <w:bCs/>
+                <w:color w:val="374151"/>
+                <w:sz w:val="20"/>
+                <w:szCs w:val="20"/>
+              </w:rPr>
+              <w:t xml:space="preserve">주요 소견</w:t>
+            </w:r>
+          </w:p>
+        </w:tc>
+        <w:tc>
+          <w:tcPr>
+            <w:tcW w:type="dxa" w:w="7006"/>
+            <w:tcBorders>
+              <w:top w:val="single" w:color="D1D5DB" w:sz="1"/>
+              <w:left w:val="single" w:color="D1D5DB" w:sz="1"/>
+              <w:bottom w:val="single" w:color="D1D5DB" w:sz="1"/>
+              <w:right w:val="single" w:color="D1D5DB" w:sz="1"/>
+            </w:tcBorders>
+            <w:tcMar>
+              <w:top w:type="dxa" w:w="60"/>
+              <w:left w:type="dxa" w:w="100"/>
+              <w:bottom w:type="dxa" w:w="60"/>
+              <w:right w:type="dxa" w:w="100"/>
+            </w:tcMar>
+          </w:tcPr>
+          <w:p>
+            <w:pPr>
+              <w:jc w:val="left"/>
+            </w:pPr>
+            <w:r>
+              <w:rPr>
+                <w:rFonts w:ascii="Arial" w:cs="Arial" w:eastAsia="Arial" w:hAnsi="Arial"/>
+                <w:color w:val="374151"/>
+                <w:sz w:val="20"/>
+                <w:szCs w:val="20"/>
+              </w:rPr>
+              <w:t xml:space="preserve">주의력 영역 T=68 (임상적 유의미 수준), 불안 영역 T=62 (임상 주의 수준). 인지/언어 발달은 또래 평균 이상.</w:t>
+            </w:r>
+          </w:p>
+        </w:tc>
+      </w:tr>
+      <w:tr>
+        <w:tc>
+          <w:tcPr>
+            <w:tcW w:type="dxa" w:w="2500"/>
+            <w:tcBorders>
+              <w:top w:val="single" w:color="D1D5DB" w:sz="1"/>
+              <w:left w:val="single" w:color="D1D5DB" w:sz="1"/>
+              <w:bottom w:val="single" w:color="D1D5DB" w:sz="1"/>
+              <w:right w:val="single" w:color="D1D5DB" w:sz="1"/>
+            </w:tcBorders>
+            <w:shd w:fill="F3F4F6" w:val="clear"/>
+            <w:tcMar>
+              <w:top w:type="dxa" w:w="60"/>
+              <w:left w:type="dxa" w:w="100"/>
+              <w:bottom w:type="dxa" w:w="60"/>
+              <w:right w:type="dxa" w:w="100"/>
+            </w:tcMar>
+          </w:tcPr>
+          <w:p>
+            <w:pPr>
+              <w:jc w:val="left"/>
+            </w:pPr>
+            <w:r>
+              <w:rPr>
+                <w:rFonts w:ascii="Arial" w:cs="Arial" w:eastAsia="Arial" w:hAnsi="Arial"/>
+                <w:b/>
+                <w:bCs/>
+                <w:color w:val="374151"/>
+                <w:sz w:val="20"/>
+                <w:szCs w:val="20"/>
+              </w:rPr>
+              <w:t xml:space="preserve">권장 평가</w:t>
+            </w:r>
+          </w:p>
+        </w:tc>
+        <w:tc>
+          <w:tcPr>
+            <w:tcW w:type="dxa" w:w="7006"/>
+            <w:tcBorders>
+              <w:top w:val="single" w:color="D1D5DB" w:sz="1"/>
+              <w:left w:val="single" w:color="D1D5DB" w:sz="1"/>
+              <w:bottom w:val="single" w:color="D1D5DB" w:sz="1"/>
+              <w:right w:val="single" w:color="D1D5DB" w:sz="1"/>
+            </w:tcBorders>
+            <w:tcMar>
+              <w:top w:type="dxa" w:w="60"/>
+              <w:left w:type="dxa" w:w="100"/>
+              <w:bottom w:type="dxa" w:w="60"/>
+              <w:right w:type="dxa" w:w="100"/>
+            </w:tcMar>
+          </w:tcPr>
+          <w:p>
+            <w:pPr>
+              <w:jc w:val="left"/>
+            </w:pPr>
+            <w:r>
+              <w:rPr>
+                <w:rFonts w:ascii="Arial" w:cs="Arial" w:eastAsia="Arial" w:hAnsi="Arial"/>
+                <w:color w:val="374151"/>
+                <w:sz w:val="20"/>
+                <w:szCs w:val="20"/>
+              </w:rPr>
+              <w:t xml:space="preserve">주의력 정밀 선별 검사, 놀이치료 적합성 평가, 정서 안정화 프로그램 연계</w:t>
+            </w:r>
+          </w:p>
+        </w:tc>
+      </w:tr>
+      <w:tr>
+        <w:tc>
+          <w:tcPr>
+            <w:tcW w:type="dxa" w:w="2500"/>
+            <w:tcBorders>
+              <w:top w:val="single" w:color="D1D5DB" w:sz="1"/>
+              <w:left w:val="single" w:color="D1D5DB" w:sz="1"/>
+              <w:bottom w:val="single" w:color="D1D5DB" w:sz="1"/>
+              <w:right w:val="single" w:color="D1D5DB" w:sz="1"/>
+            </w:tcBorders>
+            <w:shd w:fill="F3F4F6" w:val="clear"/>
+            <w:tcMar>
+              <w:top w:type="dxa" w:w="60"/>
+              <w:left w:type="dxa" w:w="100"/>
+              <w:bottom w:type="dxa" w:w="60"/>
+              <w:right w:type="dxa" w:w="100"/>
+            </w:tcMar>
+          </w:tcPr>
+          <w:p>
+            <w:pPr>
+              <w:jc w:val="left"/>
+            </w:pPr>
+            <w:r>
+              <w:rPr>
+                <w:rFonts w:ascii="Arial" w:cs="Arial" w:eastAsia="Arial" w:hAnsi="Arial"/>
+                <w:b/>
+                <w:bCs/>
+                <w:color w:val="374151"/>
+                <w:sz w:val="20"/>
+                <w:szCs w:val="20"/>
+              </w:rPr>
+              <w:t xml:space="preserve">긴급도</w:t>
+            </w:r>
+          </w:p>
+        </w:tc>
+        <w:tc>
+          <w:tcPr>
+            <w:tcW w:type="dxa" w:w="7006"/>
+            <w:tcBorders>
+              <w:top w:val="single" w:color="D1D5DB" w:sz="1"/>
+              <w:left w:val="single" w:color="D1D5DB" w:sz="1"/>
+              <w:bottom w:val="single" w:color="D1D5DB" w:sz="1"/>
+              <w:right w:val="single" w:color="D1D5DB" w:sz="1"/>
+            </w:tcBorders>
+            <w:tcMar>
+              <w:top w:type="dxa" w:w="60"/>
+              <w:left w:type="dxa" w:w="100"/>
+              <w:bottom w:type="dxa" w:w="60"/>
+              <w:right w:type="dxa" w:w="100"/>
+            </w:tcMar>
+          </w:tcPr>
+          <w:p>
+            <w:pPr>
+              <w:jc w:val="left"/>
+            </w:pPr>
+            <w:r>
+              <w:rPr>
+                <w:rFonts w:ascii="Arial" w:cs="Arial" w:eastAsia="Arial" w:hAnsi="Arial"/>
+                <w:color w:val="374151"/>
+                <w:sz w:val="20"/>
+                <w:szCs w:val="20"/>
+              </w:rPr>
+              <w:t xml:space="preserve">보통 (2~4주 이내 초진 권장)</w:t>
+            </w:r>
+          </w:p>
+        </w:tc>
+      </w:tr>
+    </w:tbl>
+    <w:p>
+      <w:pPr>
+        <w:spacing w:after="120"/>
+      </w:pPr>
+      <w:r>
+        <w:rPr>
+          <w:rFonts w:ascii="Arial" w:cs="Arial" w:eastAsia="Arial" w:hAnsi="Arial"/>
+          <w:color w:val="374151"/>
+          <w:sz w:val="22"/>
+          <w:szCs w:val="22"/>
+        </w:rPr>
+        <w:t xml:space="preserve"/>
+      </w:r>
+    </w:p>
+    <w:p>
+      <w:pPr>
+        <w:spacing w:after="120"/>
+      </w:pPr>
+      <w:r>
+        <w:rPr>
+          <w:rFonts w:ascii="Arial" w:cs="Arial" w:eastAsia="Arial" w:hAnsi="Arial"/>
+          <w:i/>
+          <w:iCs/>
+          <w:color w:val="6B7280"/>
+          <w:sz w:val="22"/>
+          <w:szCs w:val="22"/>
+        </w:rPr>
+        <w:t xml:space="preserve">※ 본 소견서는 AI 기반 선별 분석 결과이며, 의학적 진단서가 아닙니다. 정확한 진단을 위해서는 전문의 대면 평가가 필요합니다.</w:t>
+      </w:r>
+    </w:p>
+    <w:p>
+      <w:r>
+        <w:br w:type="page"/>
+      </w:r>
+    </w:p>
+    <w:p>
+      <w:pPr>
+        <w:pStyle w:val="Heading1"/>
+        <w:spacing w:after="150" w:before="300"/>
+      </w:pPr>
+      <w:r>
+        <w:rPr>
+          <w:rFonts w:ascii="Arial" w:cs="Arial" w:eastAsia="Arial" w:hAnsi="Arial"/>
+        </w:rPr>
         <w:t xml:space="preserve">종합 요약 및 제언</w:t>
       </w:r>
     </w:p>
@@ -6754,11 +8344,1988 @@
       </w:r>
     </w:p>
     <w:p>
+      <w:r>
+        <w:br w:type="page"/>
+      </w:r>
+    </w:p>
+    <w:p>
+      <w:pPr>
+        <w:pStyle w:val="Heading1"/>
+        <w:spacing w:after="150" w:before="300"/>
+      </w:pPr>
+      <w:r>
+        <w:rPr>
+          <w:rFonts w:ascii="Arial" w:cs="Arial" w:eastAsia="Arial" w:hAnsi="Arial"/>
+        </w:rPr>
+        <w:t xml:space="preserve">1장 요약 비주얼 노트</w:t>
+      </w:r>
+    </w:p>
+    <w:p>
+      <w:pPr>
+        <w:spacing w:after="120"/>
+      </w:pPr>
+      <w:r>
+        <w:rPr>
+          <w:rFonts w:ascii="Arial" w:cs="Arial" w:eastAsia="Arial" w:hAnsi="Arial"/>
+          <w:b/>
+          <w:bCs/>
+          <w:color w:val="6B7280"/>
+          <w:sz w:val="22"/>
+          <w:szCs w:val="22"/>
+        </w:rPr>
+        <w:t xml:space="preserve">📋 AIHPRO REPORT SUMMARY</w:t>
+      </w:r>
+    </w:p>
+    <w:p>
+      <w:pPr>
+        <w:spacing w:after="80"/>
+      </w:pPr>
+    </w:p>
+    <w:p>
+      <w:pPr>
+        <w:spacing w:after="40"/>
+      </w:pPr>
+      <w:r>
+        <w:rPr>
+          <w:rFonts w:ascii="Arial" w:cs="Arial" w:eastAsia="Arial" w:hAnsi="Arial"/>
+          <w:b/>
+          <w:bCs/>
+          <w:color w:val="1E293B"/>
+          <w:sz w:val="32"/>
+          <w:szCs w:val="32"/>
+        </w:rPr>
+        <w:t xml:space="preserve">김지우 님의 종합 분석</w:t>
+      </w:r>
+    </w:p>
+    <w:p>
+      <w:pPr>
+        <w:spacing w:after="200"/>
+      </w:pPr>
+      <w:r>
+        <w:rPr>
+          <w:rFonts w:ascii="Arial" w:cs="Arial" w:eastAsia="Arial" w:hAnsi="Arial"/>
+          <w:color w:val="9CA3AF"/>
+          <w:sz w:val="20"/>
+          <w:szCs w:val="20"/>
+        </w:rPr>
+        <w:t xml:space="preserve">2025년 4월 13일 · 만 7세 · 남 · 1회차 초기 종합 평가</w:t>
+      </w:r>
+    </w:p>
+    <w:tbl>
+      <w:tblPr>
+        <w:tblW w:type="dxa" w:w="9506"/>
+        <w:tblBorders>
+          <w:top w:val="single" w:color="auto" w:sz="4"/>
+          <w:left w:val="single" w:color="auto" w:sz="4"/>
+          <w:bottom w:val="single" w:color="auto" w:sz="4"/>
+          <w:right w:val="single" w:color="auto" w:sz="4"/>
+          <w:insideH w:val="single" w:color="auto" w:sz="4"/>
+          <w:insideV w:val="single" w:color="auto" w:sz="4"/>
+        </w:tblBorders>
+      </w:tblPr>
+      <w:tblGrid>
+        <w:gridCol w:w="3200"/>
+        <w:gridCol w:w="3200"/>
+        <w:gridCol w:w="3106"/>
+      </w:tblGrid>
+      <w:tr>
+        <w:tc>
+          <w:tcPr>
+            <w:tcW w:type="dxa" w:w="3200"/>
+            <w:tcBorders>
+              <w:top w:val="single" w:color="D1D5DB" w:sz="1"/>
+              <w:left w:val="single" w:color="D1D5DB" w:sz="1"/>
+              <w:bottom w:val="single" w:color="D1D5DB" w:sz="1"/>
+              <w:right w:val="single" w:color="D1D5DB" w:sz="1"/>
+            </w:tcBorders>
+            <w:shd w:fill="FEF3C7" w:val="clear"/>
+            <w:tcMar>
+              <w:top w:type="dxa" w:w="60"/>
+              <w:left w:type="dxa" w:w="100"/>
+              <w:bottom w:type="dxa" w:w="60"/>
+              <w:right w:type="dxa" w:w="100"/>
+            </w:tcMar>
+          </w:tcPr>
+          <w:p>
+            <w:pPr>
+              <w:jc w:val="center"/>
+            </w:pPr>
+            <w:r>
+              <w:rPr>
+                <w:rFonts w:ascii="Arial" w:cs="Arial" w:eastAsia="Arial" w:hAnsi="Arial"/>
+                <w:color w:val="92400E"/>
+                <w:sz w:val="18"/>
+                <w:szCs w:val="18"/>
+              </w:rPr>
+              <w:t xml:space="preserve">종합 점수</w:t>
+            </w:r>
+          </w:p>
+          <w:p>
+            <w:pPr>
+              <w:jc w:val="center"/>
+            </w:pPr>
+            <w:r>
+              <w:rPr>
+                <w:rFonts w:ascii="Arial" w:cs="Arial" w:eastAsia="Arial" w:hAnsi="Arial"/>
+                <w:b/>
+                <w:bCs/>
+                <w:color w:val="D97706"/>
+                <w:sz w:val="40"/>
+                <w:szCs w:val="40"/>
+              </w:rPr>
+              <w:t xml:space="preserve">56</w:t>
+            </w:r>
+          </w:p>
+          <w:p>
+            <w:pPr>
+              <w:jc w:val="center"/>
+            </w:pPr>
+            <w:r>
+              <w:rPr>
+                <w:rFonts w:ascii="Arial" w:cs="Arial" w:eastAsia="Arial" w:hAnsi="Arial"/>
+                <w:b/>
+                <w:bCs/>
+                <w:color w:val="D97706"/>
+                <w:sz w:val="18"/>
+                <w:szCs w:val="18"/>
+              </w:rPr>
+              <w:t xml:space="preserve">관심 필요</w:t>
+            </w:r>
+          </w:p>
+        </w:tc>
+        <w:tc>
+          <w:tcPr>
+            <w:tcW w:type="dxa" w:w="3200"/>
+            <w:tcBorders>
+              <w:top w:val="single" w:color="D1D5DB" w:sz="1"/>
+              <w:left w:val="single" w:color="D1D5DB" w:sz="1"/>
+              <w:bottom w:val="single" w:color="D1D5DB" w:sz="1"/>
+              <w:right w:val="single" w:color="D1D5DB" w:sz="1"/>
+            </w:tcBorders>
+            <w:shd w:fill="DBEAFE" w:val="clear"/>
+            <w:tcMar>
+              <w:top w:type="dxa" w:w="60"/>
+              <w:left w:type="dxa" w:w="100"/>
+              <w:bottom w:type="dxa" w:w="60"/>
+              <w:right w:type="dxa" w:w="100"/>
+            </w:tcMar>
+          </w:tcPr>
+          <w:p>
+            <w:pPr>
+              <w:jc w:val="center"/>
+            </w:pPr>
+            <w:r>
+              <w:rPr>
+                <w:rFonts w:ascii="Arial" w:cs="Arial" w:eastAsia="Arial" w:hAnsi="Arial"/>
+                <w:color w:val="1E40AF"/>
+                <w:sz w:val="18"/>
+                <w:szCs w:val="18"/>
+              </w:rPr>
+              <w:t xml:space="preserve">데이터 소스</w:t>
+            </w:r>
+          </w:p>
+          <w:p>
+            <w:pPr>
+              <w:jc w:val="center"/>
+            </w:pPr>
+            <w:r>
+              <w:rPr>
+                <w:rFonts w:ascii="Arial" w:cs="Arial" w:eastAsia="Arial" w:hAnsi="Arial"/>
+                <w:b/>
+                <w:bCs/>
+                <w:color w:val="2563EB"/>
+                <w:sz w:val="40"/>
+                <w:szCs w:val="40"/>
+              </w:rPr>
+              <w:t xml:space="preserve">5개</w:t>
+            </w:r>
+          </w:p>
+          <w:p>
+            <w:pPr>
+              <w:jc w:val="center"/>
+            </w:pPr>
+            <w:r>
+              <w:rPr>
+                <w:rFonts w:ascii="Arial" w:cs="Arial" w:eastAsia="Arial" w:hAnsi="Arial"/>
+                <w:color w:val="2563EB"/>
+                <w:sz w:val="18"/>
+                <w:szCs w:val="18"/>
+              </w:rPr>
+              <w:t xml:space="preserve">47 데이터 포인트</w:t>
+            </w:r>
+          </w:p>
+        </w:tc>
+        <w:tc>
+          <w:tcPr>
+            <w:tcW w:type="dxa" w:w="3106"/>
+            <w:tcBorders>
+              <w:top w:val="single" w:color="D1D5DB" w:sz="1"/>
+              <w:left w:val="single" w:color="D1D5DB" w:sz="1"/>
+              <w:bottom w:val="single" w:color="D1D5DB" w:sz="1"/>
+              <w:right w:val="single" w:color="D1D5DB" w:sz="1"/>
+            </w:tcBorders>
+            <w:shd w:fill="EDE9FE" w:val="clear"/>
+            <w:tcMar>
+              <w:top w:type="dxa" w:w="60"/>
+              <w:left w:type="dxa" w:w="100"/>
+              <w:bottom w:type="dxa" w:w="60"/>
+              <w:right w:type="dxa" w:w="100"/>
+            </w:tcMar>
+          </w:tcPr>
+          <w:p>
+            <w:pPr>
+              <w:jc w:val="center"/>
+            </w:pPr>
+            <w:r>
+              <w:rPr>
+                <w:rFonts w:ascii="Arial" w:cs="Arial" w:eastAsia="Arial" w:hAnsi="Arial"/>
+                <w:color w:val="5B21B6"/>
+                <w:sz w:val="18"/>
+                <w:szCs w:val="18"/>
+              </w:rPr>
+              <w:t xml:space="preserve">분석 기간</w:t>
+            </w:r>
+          </w:p>
+          <w:p>
+            <w:pPr>
+              <w:jc w:val="center"/>
+            </w:pPr>
+            <w:r>
+              <w:rPr>
+                <w:rFonts w:ascii="Arial" w:cs="Arial" w:eastAsia="Arial" w:hAnsi="Arial"/>
+                <w:b/>
+                <w:bCs/>
+                <w:color w:val="7C3AED"/>
+                <w:sz w:val="40"/>
+                <w:szCs w:val="40"/>
+              </w:rPr>
+              <w:t xml:space="preserve">32일</w:t>
+            </w:r>
+          </w:p>
+          <w:p>
+            <w:pPr>
+              <w:jc w:val="center"/>
+            </w:pPr>
+            <w:r>
+              <w:rPr>
+                <w:rFonts w:ascii="Arial" w:cs="Arial" w:eastAsia="Arial" w:hAnsi="Arial"/>
+                <w:color w:val="7C3AED"/>
+                <w:sz w:val="18"/>
+                <w:szCs w:val="18"/>
+              </w:rPr>
+              <w:t xml:space="preserve">2025.03.12 ~ 04.13</w:t>
+            </w:r>
+          </w:p>
+        </w:tc>
+      </w:tr>
+    </w:tbl>
+    <w:p>
+      <w:pPr>
+        <w:spacing w:after="200"/>
+      </w:pPr>
+    </w:p>
+    <w:p>
+      <w:pPr>
+        <w:spacing w:after="120"/>
+      </w:pPr>
+      <w:r>
+        <w:rPr>
+          <w:rFonts w:ascii="Arial" w:cs="Arial" w:eastAsia="Arial" w:hAnsi="Arial"/>
+          <w:b/>
+          <w:bCs/>
+          <w:color w:val="475569"/>
+          <w:sz w:val="22"/>
+          <w:szCs w:val="22"/>
+        </w:rPr>
+        <w:t xml:space="preserve">영역별 분석</w:t>
+      </w:r>
+    </w:p>
+    <w:tbl>
+      <w:tblPr>
+        <w:tblW w:type="dxa" w:w="9506"/>
+        <w:tblBorders>
+          <w:top w:val="single" w:color="auto" w:sz="4"/>
+          <w:left w:val="single" w:color="auto" w:sz="4"/>
+          <w:bottom w:val="single" w:color="auto" w:sz="4"/>
+          <w:right w:val="single" w:color="auto" w:sz="4"/>
+          <w:insideH w:val="single" w:color="auto" w:sz="4"/>
+          <w:insideV w:val="single" w:color="auto" w:sz="4"/>
+        </w:tblBorders>
+      </w:tblPr>
+      <w:tblGrid>
+        <w:gridCol w:w="2000"/>
+        <w:gridCol w:w="1200"/>
+        <w:gridCol w:w="1200"/>
+        <w:gridCol w:w="4106"/>
+        <w:gridCol w:w="1000"/>
+      </w:tblGrid>
+      <w:tr>
+        <w:tc>
+          <w:tcPr>
+            <w:tcW w:type="dxa" w:w="2000"/>
+            <w:tcBorders>
+              <w:top w:val="single" w:color="D1D5DB" w:sz="1"/>
+              <w:left w:val="single" w:color="D1D5DB" w:sz="1"/>
+              <w:bottom w:val="single" w:color="D1D5DB" w:sz="1"/>
+              <w:right w:val="single" w:color="D1D5DB" w:sz="1"/>
+            </w:tcBorders>
+            <w:shd w:fill="EFF6FF" w:val="clear"/>
+            <w:tcMar>
+              <w:top w:type="dxa" w:w="60"/>
+              <w:left w:type="dxa" w:w="100"/>
+              <w:bottom w:type="dxa" w:w="60"/>
+              <w:right w:type="dxa" w:w="100"/>
+            </w:tcMar>
+          </w:tcPr>
+          <w:p>
+            <w:r>
+              <w:rPr>
+                <w:rFonts w:ascii="Arial" w:cs="Arial" w:eastAsia="Arial" w:hAnsi="Arial"/>
+                <w:b/>
+                <w:bCs/>
+                <w:color w:val="1E40AF"/>
+                <w:sz w:val="20"/>
+                <w:szCs w:val="20"/>
+              </w:rPr>
+              <w:t xml:space="preserve">영역</w:t>
+            </w:r>
+          </w:p>
+        </w:tc>
+        <w:tc>
+          <w:tcPr>
+            <w:tcW w:type="dxa" w:w="1200"/>
+            <w:tcBorders>
+              <w:top w:val="single" w:color="D1D5DB" w:sz="1"/>
+              <w:left w:val="single" w:color="D1D5DB" w:sz="1"/>
+              <w:bottom w:val="single" w:color="D1D5DB" w:sz="1"/>
+              <w:right w:val="single" w:color="D1D5DB" w:sz="1"/>
+            </w:tcBorders>
+            <w:shd w:fill="EFF6FF" w:val="clear"/>
+            <w:tcMar>
+              <w:top w:type="dxa" w:w="60"/>
+              <w:left w:type="dxa" w:w="100"/>
+              <w:bottom w:type="dxa" w:w="60"/>
+              <w:right w:type="dxa" w:w="100"/>
+            </w:tcMar>
+          </w:tcPr>
+          <w:p>
+            <w:r>
+              <w:rPr>
+                <w:rFonts w:ascii="Arial" w:cs="Arial" w:eastAsia="Arial" w:hAnsi="Arial"/>
+                <w:b/>
+                <w:bCs/>
+                <w:color w:val="1E40AF"/>
+                <w:sz w:val="20"/>
+                <w:szCs w:val="20"/>
+              </w:rPr>
+              <w:t xml:space="preserve">점수</w:t>
+            </w:r>
+          </w:p>
+        </w:tc>
+        <w:tc>
+          <w:tcPr>
+            <w:tcW w:type="dxa" w:w="1200"/>
+            <w:tcBorders>
+              <w:top w:val="single" w:color="D1D5DB" w:sz="1"/>
+              <w:left w:val="single" w:color="D1D5DB" w:sz="1"/>
+              <w:bottom w:val="single" w:color="D1D5DB" w:sz="1"/>
+              <w:right w:val="single" w:color="D1D5DB" w:sz="1"/>
+            </w:tcBorders>
+            <w:shd w:fill="EFF6FF" w:val="clear"/>
+            <w:tcMar>
+              <w:top w:type="dxa" w:w="60"/>
+              <w:left w:type="dxa" w:w="100"/>
+              <w:bottom w:type="dxa" w:w="60"/>
+              <w:right w:type="dxa" w:w="100"/>
+            </w:tcMar>
+          </w:tcPr>
+          <w:p>
+            <w:r>
+              <w:rPr>
+                <w:rFonts w:ascii="Arial" w:cs="Arial" w:eastAsia="Arial" w:hAnsi="Arial"/>
+                <w:b/>
+                <w:bCs/>
+                <w:color w:val="1E40AF"/>
+                <w:sz w:val="20"/>
+                <w:szCs w:val="20"/>
+              </w:rPr>
+              <w:t xml:space="preserve">수준</w:t>
+            </w:r>
+          </w:p>
+        </w:tc>
+        <w:tc>
+          <w:tcPr>
+            <w:tcW w:type="dxa" w:w="4106"/>
+            <w:tcBorders>
+              <w:top w:val="single" w:color="D1D5DB" w:sz="1"/>
+              <w:left w:val="single" w:color="D1D5DB" w:sz="1"/>
+              <w:bottom w:val="single" w:color="D1D5DB" w:sz="1"/>
+              <w:right w:val="single" w:color="D1D5DB" w:sz="1"/>
+            </w:tcBorders>
+            <w:shd w:fill="EFF6FF" w:val="clear"/>
+            <w:tcMar>
+              <w:top w:type="dxa" w:w="60"/>
+              <w:left w:type="dxa" w:w="100"/>
+              <w:bottom w:type="dxa" w:w="60"/>
+              <w:right w:type="dxa" w:w="100"/>
+            </w:tcMar>
+          </w:tcPr>
+          <w:p>
+            <w:r>
+              <w:rPr>
+                <w:rFonts w:ascii="Arial" w:cs="Arial" w:eastAsia="Arial" w:hAnsi="Arial"/>
+                <w:b/>
+                <w:bCs/>
+                <w:color w:val="1E40AF"/>
+                <w:sz w:val="20"/>
+                <w:szCs w:val="20"/>
+              </w:rPr>
+              <w:t xml:space="preserve">상태 바</w:t>
+            </w:r>
+          </w:p>
+        </w:tc>
+        <w:tc>
+          <w:tcPr>
+            <w:tcW w:type="dxa" w:w="1000"/>
+            <w:tcBorders>
+              <w:top w:val="single" w:color="D1D5DB" w:sz="1"/>
+              <w:left w:val="single" w:color="D1D5DB" w:sz="1"/>
+              <w:bottom w:val="single" w:color="D1D5DB" w:sz="1"/>
+              <w:right w:val="single" w:color="D1D5DB" w:sz="1"/>
+            </w:tcBorders>
+            <w:shd w:fill="EFF6FF" w:val="clear"/>
+            <w:tcMar>
+              <w:top w:type="dxa" w:w="60"/>
+              <w:left w:type="dxa" w:w="100"/>
+              <w:bottom w:type="dxa" w:w="60"/>
+              <w:right w:type="dxa" w:w="100"/>
+            </w:tcMar>
+          </w:tcPr>
+          <w:p>
+            <w:r>
+              <w:rPr>
+                <w:rFonts w:ascii="Arial" w:cs="Arial" w:eastAsia="Arial" w:hAnsi="Arial"/>
+                <w:b/>
+                <w:bCs/>
+                <w:color w:val="1E40AF"/>
+                <w:sz w:val="20"/>
+                <w:szCs w:val="20"/>
+              </w:rPr>
+              <w:t xml:space="preserve">신호</w:t>
+            </w:r>
+          </w:p>
+        </w:tc>
+      </w:tr>
+      <w:tr>
+        <w:tc>
+          <w:tcPr>
+            <w:tcW w:type="dxa" w:w="2000"/>
+            <w:tcBorders>
+              <w:top w:val="single" w:color="D1D5DB" w:sz="1"/>
+              <w:left w:val="single" w:color="D1D5DB" w:sz="1"/>
+              <w:bottom w:val="single" w:color="D1D5DB" w:sz="1"/>
+              <w:right w:val="single" w:color="D1D5DB" w:sz="1"/>
+            </w:tcBorders>
+            <w:tcMar>
+              <w:top w:type="dxa" w:w="60"/>
+              <w:left w:type="dxa" w:w="100"/>
+              <w:bottom w:type="dxa" w:w="60"/>
+              <w:right w:type="dxa" w:w="100"/>
+            </w:tcMar>
+          </w:tcPr>
+          <w:p>
+            <w:pPr>
+              <w:jc w:val="left"/>
+            </w:pPr>
+            <w:r>
+              <w:rPr>
+                <w:rFonts w:ascii="Arial" w:cs="Arial" w:eastAsia="Arial" w:hAnsi="Arial"/>
+                <w:b/>
+                <w:bCs/>
+                <w:color w:val="374151"/>
+                <w:sz w:val="20"/>
+                <w:szCs w:val="20"/>
+              </w:rPr>
+              <w:t xml:space="preserve">불안</w:t>
+            </w:r>
+          </w:p>
+        </w:tc>
+        <w:tc>
+          <w:tcPr>
+            <w:tcW w:type="dxa" w:w="1200"/>
+            <w:tcBorders>
+              <w:top w:val="single" w:color="D1D5DB" w:sz="1"/>
+              <w:left w:val="single" w:color="D1D5DB" w:sz="1"/>
+              <w:bottom w:val="single" w:color="D1D5DB" w:sz="1"/>
+              <w:right w:val="single" w:color="D1D5DB" w:sz="1"/>
+            </w:tcBorders>
+            <w:tcMar>
+              <w:top w:type="dxa" w:w="60"/>
+              <w:left w:type="dxa" w:w="100"/>
+              <w:bottom w:type="dxa" w:w="60"/>
+              <w:right w:type="dxa" w:w="100"/>
+            </w:tcMar>
+          </w:tcPr>
+          <w:p>
+            <w:pPr>
+              <w:jc w:val="center"/>
+            </w:pPr>
+            <w:r>
+              <w:rPr>
+                <w:rFonts w:ascii="Arial" w:cs="Arial" w:eastAsia="Arial" w:hAnsi="Arial"/>
+                <w:color w:val="D97706"/>
+                <w:sz w:val="20"/>
+                <w:szCs w:val="20"/>
+              </w:rPr>
+              <w:t xml:space="preserve">67%</w:t>
+            </w:r>
+          </w:p>
+        </w:tc>
+        <w:tc>
+          <w:tcPr>
+            <w:tcW w:type="dxa" w:w="1200"/>
+            <w:tcBorders>
+              <w:top w:val="single" w:color="D1D5DB" w:sz="1"/>
+              <w:left w:val="single" w:color="D1D5DB" w:sz="1"/>
+              <w:bottom w:val="single" w:color="D1D5DB" w:sz="1"/>
+              <w:right w:val="single" w:color="D1D5DB" w:sz="1"/>
+            </w:tcBorders>
+            <w:tcMar>
+              <w:top w:type="dxa" w:w="60"/>
+              <w:left w:type="dxa" w:w="100"/>
+              <w:bottom w:type="dxa" w:w="60"/>
+              <w:right w:type="dxa" w:w="100"/>
+            </w:tcMar>
+          </w:tcPr>
+          <w:p>
+            <w:pPr>
+              <w:jc w:val="center"/>
+            </w:pPr>
+            <w:r>
+              <w:rPr>
+                <w:rFonts w:ascii="Arial" w:cs="Arial" w:eastAsia="Arial" w:hAnsi="Arial"/>
+                <w:b/>
+                <w:bCs/>
+                <w:color w:val="D97706"/>
+                <w:sz w:val="20"/>
+                <w:szCs w:val="20"/>
+              </w:rPr>
+              <w:t xml:space="preserve">중등도</w:t>
+            </w:r>
+          </w:p>
+        </w:tc>
+        <w:tc>
+          <w:tcPr>
+            <w:tcW w:type="dxa" w:w="4106"/>
+            <w:tcBorders>
+              <w:top w:val="single" w:color="D1D5DB" w:sz="1"/>
+              <w:left w:val="single" w:color="D1D5DB" w:sz="1"/>
+              <w:bottom w:val="single" w:color="D1D5DB" w:sz="1"/>
+              <w:right w:val="single" w:color="D1D5DB" w:sz="1"/>
+            </w:tcBorders>
+            <w:tcMar>
+              <w:top w:type="dxa" w:w="60"/>
+              <w:left w:type="dxa" w:w="100"/>
+              <w:bottom w:type="dxa" w:w="60"/>
+              <w:right w:type="dxa" w:w="100"/>
+            </w:tcMar>
+          </w:tcPr>
+          <w:p>
+            <w:pPr>
+              <w:jc w:val="left"/>
+            </w:pPr>
+            <w:r>
+              <w:rPr>
+                <w:rFonts w:ascii="Arial" w:cs="Arial" w:eastAsia="Arial" w:hAnsi="Arial"/>
+                <w:color w:val="D97706"/>
+                <w:sz w:val="20"/>
+                <w:szCs w:val="20"/>
+              </w:rPr>
+              <w:t xml:space="preserve">█████████████</w:t>
+            </w:r>
+          </w:p>
+        </w:tc>
+        <w:tc>
+          <w:tcPr>
+            <w:tcW w:type="dxa" w:w="1000"/>
+            <w:tcBorders>
+              <w:top w:val="single" w:color="D1D5DB" w:sz="1"/>
+              <w:left w:val="single" w:color="D1D5DB" w:sz="1"/>
+              <w:bottom w:val="single" w:color="D1D5DB" w:sz="1"/>
+              <w:right w:val="single" w:color="D1D5DB" w:sz="1"/>
+            </w:tcBorders>
+            <w:tcMar>
+              <w:top w:type="dxa" w:w="60"/>
+              <w:left w:type="dxa" w:w="100"/>
+              <w:bottom w:type="dxa" w:w="60"/>
+              <w:right w:type="dxa" w:w="100"/>
+            </w:tcMar>
+          </w:tcPr>
+          <w:p>
+            <w:pPr>
+              <w:jc w:val="center"/>
+            </w:pPr>
+            <w:r>
+              <w:rPr>
+                <w:rFonts w:ascii="Arial" w:cs="Arial" w:eastAsia="Arial" w:hAnsi="Arial"/>
+                <w:color w:val="374151"/>
+                <w:sz w:val="20"/>
+                <w:szCs w:val="20"/>
+              </w:rPr>
+              <w:t xml:space="preserve">🟡</w:t>
+            </w:r>
+          </w:p>
+        </w:tc>
+      </w:tr>
+      <w:tr>
+        <w:tc>
+          <w:tcPr>
+            <w:tcW w:type="dxa" w:w="2000"/>
+            <w:tcBorders>
+              <w:top w:val="single" w:color="D1D5DB" w:sz="1"/>
+              <w:left w:val="single" w:color="D1D5DB" w:sz="1"/>
+              <w:bottom w:val="single" w:color="D1D5DB" w:sz="1"/>
+              <w:right w:val="single" w:color="D1D5DB" w:sz="1"/>
+            </w:tcBorders>
+            <w:tcMar>
+              <w:top w:type="dxa" w:w="60"/>
+              <w:left w:type="dxa" w:w="100"/>
+              <w:bottom w:type="dxa" w:w="60"/>
+              <w:right w:type="dxa" w:w="100"/>
+            </w:tcMar>
+          </w:tcPr>
+          <w:p>
+            <w:pPr>
+              <w:jc w:val="left"/>
+            </w:pPr>
+            <w:r>
+              <w:rPr>
+                <w:rFonts w:ascii="Arial" w:cs="Arial" w:eastAsia="Arial" w:hAnsi="Arial"/>
+                <w:b/>
+                <w:bCs/>
+                <w:color w:val="374151"/>
+                <w:sz w:val="20"/>
+                <w:szCs w:val="20"/>
+              </w:rPr>
+              <w:t xml:space="preserve">주의력</w:t>
+            </w:r>
+          </w:p>
+        </w:tc>
+        <w:tc>
+          <w:tcPr>
+            <w:tcW w:type="dxa" w:w="1200"/>
+            <w:tcBorders>
+              <w:top w:val="single" w:color="D1D5DB" w:sz="1"/>
+              <w:left w:val="single" w:color="D1D5DB" w:sz="1"/>
+              <w:bottom w:val="single" w:color="D1D5DB" w:sz="1"/>
+              <w:right w:val="single" w:color="D1D5DB" w:sz="1"/>
+            </w:tcBorders>
+            <w:tcMar>
+              <w:top w:type="dxa" w:w="60"/>
+              <w:left w:type="dxa" w:w="100"/>
+              <w:bottom w:type="dxa" w:w="60"/>
+              <w:right w:type="dxa" w:w="100"/>
+            </w:tcMar>
+          </w:tcPr>
+          <w:p>
+            <w:pPr>
+              <w:jc w:val="center"/>
+            </w:pPr>
+            <w:r>
+              <w:rPr>
+                <w:rFonts w:ascii="Arial" w:cs="Arial" w:eastAsia="Arial" w:hAnsi="Arial"/>
+                <w:color w:val="DC2626"/>
+                <w:sz w:val="20"/>
+                <w:szCs w:val="20"/>
+              </w:rPr>
+              <w:t xml:space="preserve">73%</w:t>
+            </w:r>
+          </w:p>
+        </w:tc>
+        <w:tc>
+          <w:tcPr>
+            <w:tcW w:type="dxa" w:w="1200"/>
+            <w:tcBorders>
+              <w:top w:val="single" w:color="D1D5DB" w:sz="1"/>
+              <w:left w:val="single" w:color="D1D5DB" w:sz="1"/>
+              <w:bottom w:val="single" w:color="D1D5DB" w:sz="1"/>
+              <w:right w:val="single" w:color="D1D5DB" w:sz="1"/>
+            </w:tcBorders>
+            <w:tcMar>
+              <w:top w:type="dxa" w:w="60"/>
+              <w:left w:type="dxa" w:w="100"/>
+              <w:bottom w:type="dxa" w:w="60"/>
+              <w:right w:type="dxa" w:w="100"/>
+            </w:tcMar>
+          </w:tcPr>
+          <w:p>
+            <w:pPr>
+              <w:jc w:val="center"/>
+            </w:pPr>
+            <w:r>
+              <w:rPr>
+                <w:rFonts w:ascii="Arial" w:cs="Arial" w:eastAsia="Arial" w:hAnsi="Arial"/>
+                <w:b/>
+                <w:bCs/>
+                <w:color w:val="DC2626"/>
+                <w:sz w:val="20"/>
+                <w:szCs w:val="20"/>
+              </w:rPr>
+              <w:t xml:space="preserve">높음</w:t>
+            </w:r>
+          </w:p>
+        </w:tc>
+        <w:tc>
+          <w:tcPr>
+            <w:tcW w:type="dxa" w:w="4106"/>
+            <w:tcBorders>
+              <w:top w:val="single" w:color="D1D5DB" w:sz="1"/>
+              <w:left w:val="single" w:color="D1D5DB" w:sz="1"/>
+              <w:bottom w:val="single" w:color="D1D5DB" w:sz="1"/>
+              <w:right w:val="single" w:color="D1D5DB" w:sz="1"/>
+            </w:tcBorders>
+            <w:tcMar>
+              <w:top w:type="dxa" w:w="60"/>
+              <w:left w:type="dxa" w:w="100"/>
+              <w:bottom w:type="dxa" w:w="60"/>
+              <w:right w:type="dxa" w:w="100"/>
+            </w:tcMar>
+          </w:tcPr>
+          <w:p>
+            <w:pPr>
+              <w:jc w:val="left"/>
+            </w:pPr>
+            <w:r>
+              <w:rPr>
+                <w:rFonts w:ascii="Arial" w:cs="Arial" w:eastAsia="Arial" w:hAnsi="Arial"/>
+                <w:color w:val="DC2626"/>
+                <w:sz w:val="20"/>
+                <w:szCs w:val="20"/>
+              </w:rPr>
+              <w:t xml:space="preserve">███████████████</w:t>
+            </w:r>
+          </w:p>
+        </w:tc>
+        <w:tc>
+          <w:tcPr>
+            <w:tcW w:type="dxa" w:w="1000"/>
+            <w:tcBorders>
+              <w:top w:val="single" w:color="D1D5DB" w:sz="1"/>
+              <w:left w:val="single" w:color="D1D5DB" w:sz="1"/>
+              <w:bottom w:val="single" w:color="D1D5DB" w:sz="1"/>
+              <w:right w:val="single" w:color="D1D5DB" w:sz="1"/>
+            </w:tcBorders>
+            <w:tcMar>
+              <w:top w:type="dxa" w:w="60"/>
+              <w:left w:type="dxa" w:w="100"/>
+              <w:bottom w:type="dxa" w:w="60"/>
+              <w:right w:type="dxa" w:w="100"/>
+            </w:tcMar>
+          </w:tcPr>
+          <w:p>
+            <w:pPr>
+              <w:jc w:val="center"/>
+            </w:pPr>
+            <w:r>
+              <w:rPr>
+                <w:rFonts w:ascii="Arial" w:cs="Arial" w:eastAsia="Arial" w:hAnsi="Arial"/>
+                <w:color w:val="374151"/>
+                <w:sz w:val="20"/>
+                <w:szCs w:val="20"/>
+              </w:rPr>
+              <w:t xml:space="preserve">🔴</w:t>
+            </w:r>
+          </w:p>
+        </w:tc>
+      </w:tr>
+      <w:tr>
+        <w:tc>
+          <w:tcPr>
+            <w:tcW w:type="dxa" w:w="2000"/>
+            <w:tcBorders>
+              <w:top w:val="single" w:color="D1D5DB" w:sz="1"/>
+              <w:left w:val="single" w:color="D1D5DB" w:sz="1"/>
+              <w:bottom w:val="single" w:color="D1D5DB" w:sz="1"/>
+              <w:right w:val="single" w:color="D1D5DB" w:sz="1"/>
+            </w:tcBorders>
+            <w:tcMar>
+              <w:top w:type="dxa" w:w="60"/>
+              <w:left w:type="dxa" w:w="100"/>
+              <w:bottom w:type="dxa" w:w="60"/>
+              <w:right w:type="dxa" w:w="100"/>
+            </w:tcMar>
+          </w:tcPr>
+          <w:p>
+            <w:pPr>
+              <w:jc w:val="left"/>
+            </w:pPr>
+            <w:r>
+              <w:rPr>
+                <w:rFonts w:ascii="Arial" w:cs="Arial" w:eastAsia="Arial" w:hAnsi="Arial"/>
+                <w:b/>
+                <w:bCs/>
+                <w:color w:val="374151"/>
+                <w:sz w:val="20"/>
+                <w:szCs w:val="20"/>
+              </w:rPr>
+              <w:t xml:space="preserve">사회성</w:t>
+            </w:r>
+          </w:p>
+        </w:tc>
+        <w:tc>
+          <w:tcPr>
+            <w:tcW w:type="dxa" w:w="1200"/>
+            <w:tcBorders>
+              <w:top w:val="single" w:color="D1D5DB" w:sz="1"/>
+              <w:left w:val="single" w:color="D1D5DB" w:sz="1"/>
+              <w:bottom w:val="single" w:color="D1D5DB" w:sz="1"/>
+              <w:right w:val="single" w:color="D1D5DB" w:sz="1"/>
+            </w:tcBorders>
+            <w:tcMar>
+              <w:top w:type="dxa" w:w="60"/>
+              <w:left w:type="dxa" w:w="100"/>
+              <w:bottom w:type="dxa" w:w="60"/>
+              <w:right w:type="dxa" w:w="100"/>
+            </w:tcMar>
+          </w:tcPr>
+          <w:p>
+            <w:pPr>
+              <w:jc w:val="center"/>
+            </w:pPr>
+            <w:r>
+              <w:rPr>
+                <w:rFonts w:ascii="Arial" w:cs="Arial" w:eastAsia="Arial" w:hAnsi="Arial"/>
+                <w:color w:val="D97706"/>
+                <w:sz w:val="20"/>
+                <w:szCs w:val="20"/>
+              </w:rPr>
+              <w:t xml:space="preserve">50%</w:t>
+            </w:r>
+          </w:p>
+        </w:tc>
+        <w:tc>
+          <w:tcPr>
+            <w:tcW w:type="dxa" w:w="1200"/>
+            <w:tcBorders>
+              <w:top w:val="single" w:color="D1D5DB" w:sz="1"/>
+              <w:left w:val="single" w:color="D1D5DB" w:sz="1"/>
+              <w:bottom w:val="single" w:color="D1D5DB" w:sz="1"/>
+              <w:right w:val="single" w:color="D1D5DB" w:sz="1"/>
+            </w:tcBorders>
+            <w:tcMar>
+              <w:top w:type="dxa" w:w="60"/>
+              <w:left w:type="dxa" w:w="100"/>
+              <w:bottom w:type="dxa" w:w="60"/>
+              <w:right w:type="dxa" w:w="100"/>
+            </w:tcMar>
+          </w:tcPr>
+          <w:p>
+            <w:pPr>
+              <w:jc w:val="center"/>
+            </w:pPr>
+            <w:r>
+              <w:rPr>
+                <w:rFonts w:ascii="Arial" w:cs="Arial" w:eastAsia="Arial" w:hAnsi="Arial"/>
+                <w:b/>
+                <w:bCs/>
+                <w:color w:val="D97706"/>
+                <w:sz w:val="20"/>
+                <w:szCs w:val="20"/>
+              </w:rPr>
+              <w:t xml:space="preserve">중등도</w:t>
+            </w:r>
+          </w:p>
+        </w:tc>
+        <w:tc>
+          <w:tcPr>
+            <w:tcW w:type="dxa" w:w="4106"/>
+            <w:tcBorders>
+              <w:top w:val="single" w:color="D1D5DB" w:sz="1"/>
+              <w:left w:val="single" w:color="D1D5DB" w:sz="1"/>
+              <w:bottom w:val="single" w:color="D1D5DB" w:sz="1"/>
+              <w:right w:val="single" w:color="D1D5DB" w:sz="1"/>
+            </w:tcBorders>
+            <w:tcMar>
+              <w:top w:type="dxa" w:w="60"/>
+              <w:left w:type="dxa" w:w="100"/>
+              <w:bottom w:type="dxa" w:w="60"/>
+              <w:right w:type="dxa" w:w="100"/>
+            </w:tcMar>
+          </w:tcPr>
+          <w:p>
+            <w:pPr>
+              <w:jc w:val="left"/>
+            </w:pPr>
+            <w:r>
+              <w:rPr>
+                <w:rFonts w:ascii="Arial" w:cs="Arial" w:eastAsia="Arial" w:hAnsi="Arial"/>
+                <w:color w:val="D97706"/>
+                <w:sz w:val="20"/>
+                <w:szCs w:val="20"/>
+              </w:rPr>
+              <w:t xml:space="preserve">██████████</w:t>
+            </w:r>
+          </w:p>
+        </w:tc>
+        <w:tc>
+          <w:tcPr>
+            <w:tcW w:type="dxa" w:w="1000"/>
+            <w:tcBorders>
+              <w:top w:val="single" w:color="D1D5DB" w:sz="1"/>
+              <w:left w:val="single" w:color="D1D5DB" w:sz="1"/>
+              <w:bottom w:val="single" w:color="D1D5DB" w:sz="1"/>
+              <w:right w:val="single" w:color="D1D5DB" w:sz="1"/>
+            </w:tcBorders>
+            <w:tcMar>
+              <w:top w:type="dxa" w:w="60"/>
+              <w:left w:type="dxa" w:w="100"/>
+              <w:bottom w:type="dxa" w:w="60"/>
+              <w:right w:type="dxa" w:w="100"/>
+            </w:tcMar>
+          </w:tcPr>
+          <w:p>
+            <w:pPr>
+              <w:jc w:val="center"/>
+            </w:pPr>
+            <w:r>
+              <w:rPr>
+                <w:rFonts w:ascii="Arial" w:cs="Arial" w:eastAsia="Arial" w:hAnsi="Arial"/>
+                <w:color w:val="374151"/>
+                <w:sz w:val="20"/>
+                <w:szCs w:val="20"/>
+              </w:rPr>
+              <w:t xml:space="preserve">🟡</w:t>
+            </w:r>
+          </w:p>
+        </w:tc>
+      </w:tr>
+      <w:tr>
+        <w:tc>
+          <w:tcPr>
+            <w:tcW w:type="dxa" w:w="2000"/>
+            <w:tcBorders>
+              <w:top w:val="single" w:color="D1D5DB" w:sz="1"/>
+              <w:left w:val="single" w:color="D1D5DB" w:sz="1"/>
+              <w:bottom w:val="single" w:color="D1D5DB" w:sz="1"/>
+              <w:right w:val="single" w:color="D1D5DB" w:sz="1"/>
+            </w:tcBorders>
+            <w:tcMar>
+              <w:top w:type="dxa" w:w="60"/>
+              <w:left w:type="dxa" w:w="100"/>
+              <w:bottom w:type="dxa" w:w="60"/>
+              <w:right w:type="dxa" w:w="100"/>
+            </w:tcMar>
+          </w:tcPr>
+          <w:p>
+            <w:pPr>
+              <w:jc w:val="left"/>
+            </w:pPr>
+            <w:r>
+              <w:rPr>
+                <w:rFonts w:ascii="Arial" w:cs="Arial" w:eastAsia="Arial" w:hAnsi="Arial"/>
+                <w:b/>
+                <w:bCs/>
+                <w:color w:val="374151"/>
+                <w:sz w:val="20"/>
+                <w:szCs w:val="20"/>
+              </w:rPr>
+              <w:t xml:space="preserve">정서 조절</w:t>
+            </w:r>
+          </w:p>
+        </w:tc>
+        <w:tc>
+          <w:tcPr>
+            <w:tcW w:type="dxa" w:w="1200"/>
+            <w:tcBorders>
+              <w:top w:val="single" w:color="D1D5DB" w:sz="1"/>
+              <w:left w:val="single" w:color="D1D5DB" w:sz="1"/>
+              <w:bottom w:val="single" w:color="D1D5DB" w:sz="1"/>
+              <w:right w:val="single" w:color="D1D5DB" w:sz="1"/>
+            </w:tcBorders>
+            <w:tcMar>
+              <w:top w:type="dxa" w:w="60"/>
+              <w:left w:type="dxa" w:w="100"/>
+              <w:bottom w:type="dxa" w:w="60"/>
+              <w:right w:type="dxa" w:w="100"/>
+            </w:tcMar>
+          </w:tcPr>
+          <w:p>
+            <w:pPr>
+              <w:jc w:val="center"/>
+            </w:pPr>
+            <w:r>
+              <w:rPr>
+                <w:rFonts w:ascii="Arial" w:cs="Arial" w:eastAsia="Arial" w:hAnsi="Arial"/>
+                <w:color w:val="D97706"/>
+                <w:sz w:val="20"/>
+                <w:szCs w:val="20"/>
+              </w:rPr>
+              <w:t xml:space="preserve">56%</w:t>
+            </w:r>
+          </w:p>
+        </w:tc>
+        <w:tc>
+          <w:tcPr>
+            <w:tcW w:type="dxa" w:w="1200"/>
+            <w:tcBorders>
+              <w:top w:val="single" w:color="D1D5DB" w:sz="1"/>
+              <w:left w:val="single" w:color="D1D5DB" w:sz="1"/>
+              <w:bottom w:val="single" w:color="D1D5DB" w:sz="1"/>
+              <w:right w:val="single" w:color="D1D5DB" w:sz="1"/>
+            </w:tcBorders>
+            <w:tcMar>
+              <w:top w:type="dxa" w:w="60"/>
+              <w:left w:type="dxa" w:w="100"/>
+              <w:bottom w:type="dxa" w:w="60"/>
+              <w:right w:type="dxa" w:w="100"/>
+            </w:tcMar>
+          </w:tcPr>
+          <w:p>
+            <w:pPr>
+              <w:jc w:val="center"/>
+            </w:pPr>
+            <w:r>
+              <w:rPr>
+                <w:rFonts w:ascii="Arial" w:cs="Arial" w:eastAsia="Arial" w:hAnsi="Arial"/>
+                <w:b/>
+                <w:bCs/>
+                <w:color w:val="D97706"/>
+                <w:sz w:val="20"/>
+                <w:szCs w:val="20"/>
+              </w:rPr>
+              <w:t xml:space="preserve">중등도</w:t>
+            </w:r>
+          </w:p>
+        </w:tc>
+        <w:tc>
+          <w:tcPr>
+            <w:tcW w:type="dxa" w:w="4106"/>
+            <w:tcBorders>
+              <w:top w:val="single" w:color="D1D5DB" w:sz="1"/>
+              <w:left w:val="single" w:color="D1D5DB" w:sz="1"/>
+              <w:bottom w:val="single" w:color="D1D5DB" w:sz="1"/>
+              <w:right w:val="single" w:color="D1D5DB" w:sz="1"/>
+            </w:tcBorders>
+            <w:tcMar>
+              <w:top w:type="dxa" w:w="60"/>
+              <w:left w:type="dxa" w:w="100"/>
+              <w:bottom w:type="dxa" w:w="60"/>
+              <w:right w:type="dxa" w:w="100"/>
+            </w:tcMar>
+          </w:tcPr>
+          <w:p>
+            <w:pPr>
+              <w:jc w:val="left"/>
+            </w:pPr>
+            <w:r>
+              <w:rPr>
+                <w:rFonts w:ascii="Arial" w:cs="Arial" w:eastAsia="Arial" w:hAnsi="Arial"/>
+                <w:color w:val="D97706"/>
+                <w:sz w:val="20"/>
+                <w:szCs w:val="20"/>
+              </w:rPr>
+              <w:t xml:space="preserve">███████████</w:t>
+            </w:r>
+          </w:p>
+        </w:tc>
+        <w:tc>
+          <w:tcPr>
+            <w:tcW w:type="dxa" w:w="1000"/>
+            <w:tcBorders>
+              <w:top w:val="single" w:color="D1D5DB" w:sz="1"/>
+              <w:left w:val="single" w:color="D1D5DB" w:sz="1"/>
+              <w:bottom w:val="single" w:color="D1D5DB" w:sz="1"/>
+              <w:right w:val="single" w:color="D1D5DB" w:sz="1"/>
+            </w:tcBorders>
+            <w:tcMar>
+              <w:top w:type="dxa" w:w="60"/>
+              <w:left w:type="dxa" w:w="100"/>
+              <w:bottom w:type="dxa" w:w="60"/>
+              <w:right w:type="dxa" w:w="100"/>
+            </w:tcMar>
+          </w:tcPr>
+          <w:p>
+            <w:pPr>
+              <w:jc w:val="center"/>
+            </w:pPr>
+            <w:r>
+              <w:rPr>
+                <w:rFonts w:ascii="Arial" w:cs="Arial" w:eastAsia="Arial" w:hAnsi="Arial"/>
+                <w:color w:val="374151"/>
+                <w:sz w:val="20"/>
+                <w:szCs w:val="20"/>
+              </w:rPr>
+              <w:t xml:space="preserve">🟡</w:t>
+            </w:r>
+          </w:p>
+        </w:tc>
+      </w:tr>
+      <w:tr>
+        <w:tc>
+          <w:tcPr>
+            <w:tcW w:type="dxa" w:w="2000"/>
+            <w:tcBorders>
+              <w:top w:val="single" w:color="D1D5DB" w:sz="1"/>
+              <w:left w:val="single" w:color="D1D5DB" w:sz="1"/>
+              <w:bottom w:val="single" w:color="D1D5DB" w:sz="1"/>
+              <w:right w:val="single" w:color="D1D5DB" w:sz="1"/>
+            </w:tcBorders>
+            <w:tcMar>
+              <w:top w:type="dxa" w:w="60"/>
+              <w:left w:type="dxa" w:w="100"/>
+              <w:bottom w:type="dxa" w:w="60"/>
+              <w:right w:type="dxa" w:w="100"/>
+            </w:tcMar>
+          </w:tcPr>
+          <w:p>
+            <w:pPr>
+              <w:jc w:val="left"/>
+            </w:pPr>
+            <w:r>
+              <w:rPr>
+                <w:rFonts w:ascii="Arial" w:cs="Arial" w:eastAsia="Arial" w:hAnsi="Arial"/>
+                <w:b/>
+                <w:bCs/>
+                <w:color w:val="374151"/>
+                <w:sz w:val="20"/>
+                <w:szCs w:val="20"/>
+              </w:rPr>
+              <w:t xml:space="preserve">자존감</w:t>
+            </w:r>
+          </w:p>
+        </w:tc>
+        <w:tc>
+          <w:tcPr>
+            <w:tcW w:type="dxa" w:w="1200"/>
+            <w:tcBorders>
+              <w:top w:val="single" w:color="D1D5DB" w:sz="1"/>
+              <w:left w:val="single" w:color="D1D5DB" w:sz="1"/>
+              <w:bottom w:val="single" w:color="D1D5DB" w:sz="1"/>
+              <w:right w:val="single" w:color="D1D5DB" w:sz="1"/>
+            </w:tcBorders>
+            <w:tcMar>
+              <w:top w:type="dxa" w:w="60"/>
+              <w:left w:type="dxa" w:w="100"/>
+              <w:bottom w:type="dxa" w:w="60"/>
+              <w:right w:type="dxa" w:w="100"/>
+            </w:tcMar>
+          </w:tcPr>
+          <w:p>
+            <w:pPr>
+              <w:jc w:val="center"/>
+            </w:pPr>
+            <w:r>
+              <w:rPr>
+                <w:rFonts w:ascii="Arial" w:cs="Arial" w:eastAsia="Arial" w:hAnsi="Arial"/>
+                <w:color w:val="D97706"/>
+                <w:sz w:val="20"/>
+                <w:szCs w:val="20"/>
+              </w:rPr>
+              <w:t xml:space="preserve">40%</w:t>
+            </w:r>
+          </w:p>
+        </w:tc>
+        <w:tc>
+          <w:tcPr>
+            <w:tcW w:type="dxa" w:w="1200"/>
+            <w:tcBorders>
+              <w:top w:val="single" w:color="D1D5DB" w:sz="1"/>
+              <w:left w:val="single" w:color="D1D5DB" w:sz="1"/>
+              <w:bottom w:val="single" w:color="D1D5DB" w:sz="1"/>
+              <w:right w:val="single" w:color="D1D5DB" w:sz="1"/>
+            </w:tcBorders>
+            <w:tcMar>
+              <w:top w:type="dxa" w:w="60"/>
+              <w:left w:type="dxa" w:w="100"/>
+              <w:bottom w:type="dxa" w:w="60"/>
+              <w:right w:type="dxa" w:w="100"/>
+            </w:tcMar>
+          </w:tcPr>
+          <w:p>
+            <w:pPr>
+              <w:jc w:val="center"/>
+            </w:pPr>
+            <w:r>
+              <w:rPr>
+                <w:rFonts w:ascii="Arial" w:cs="Arial" w:eastAsia="Arial" w:hAnsi="Arial"/>
+                <w:b/>
+                <w:bCs/>
+                <w:color w:val="D97706"/>
+                <w:sz w:val="20"/>
+                <w:szCs w:val="20"/>
+              </w:rPr>
+              <w:t xml:space="preserve">경계선</w:t>
+            </w:r>
+          </w:p>
+        </w:tc>
+        <w:tc>
+          <w:tcPr>
+            <w:tcW w:type="dxa" w:w="4106"/>
+            <w:tcBorders>
+              <w:top w:val="single" w:color="D1D5DB" w:sz="1"/>
+              <w:left w:val="single" w:color="D1D5DB" w:sz="1"/>
+              <w:bottom w:val="single" w:color="D1D5DB" w:sz="1"/>
+              <w:right w:val="single" w:color="D1D5DB" w:sz="1"/>
+            </w:tcBorders>
+            <w:tcMar>
+              <w:top w:type="dxa" w:w="60"/>
+              <w:left w:type="dxa" w:w="100"/>
+              <w:bottom w:type="dxa" w:w="60"/>
+              <w:right w:type="dxa" w:w="100"/>
+            </w:tcMar>
+          </w:tcPr>
+          <w:p>
+            <w:pPr>
+              <w:jc w:val="left"/>
+            </w:pPr>
+            <w:r>
+              <w:rPr>
+                <w:rFonts w:ascii="Arial" w:cs="Arial" w:eastAsia="Arial" w:hAnsi="Arial"/>
+                <w:color w:val="D97706"/>
+                <w:sz w:val="20"/>
+                <w:szCs w:val="20"/>
+              </w:rPr>
+              <w:t xml:space="preserve">████████</w:t>
+            </w:r>
+          </w:p>
+        </w:tc>
+        <w:tc>
+          <w:tcPr>
+            <w:tcW w:type="dxa" w:w="1000"/>
+            <w:tcBorders>
+              <w:top w:val="single" w:color="D1D5DB" w:sz="1"/>
+              <w:left w:val="single" w:color="D1D5DB" w:sz="1"/>
+              <w:bottom w:val="single" w:color="D1D5DB" w:sz="1"/>
+              <w:right w:val="single" w:color="D1D5DB" w:sz="1"/>
+            </w:tcBorders>
+            <w:tcMar>
+              <w:top w:type="dxa" w:w="60"/>
+              <w:left w:type="dxa" w:w="100"/>
+              <w:bottom w:type="dxa" w:w="60"/>
+              <w:right w:type="dxa" w:w="100"/>
+            </w:tcMar>
+          </w:tcPr>
+          <w:p>
+            <w:pPr>
+              <w:jc w:val="center"/>
+            </w:pPr>
+            <w:r>
+              <w:rPr>
+                <w:rFonts w:ascii="Arial" w:cs="Arial" w:eastAsia="Arial" w:hAnsi="Arial"/>
+                <w:color w:val="374151"/>
+                <w:sz w:val="20"/>
+                <w:szCs w:val="20"/>
+              </w:rPr>
+              <w:t xml:space="preserve">🟡</w:t>
+            </w:r>
+          </w:p>
+        </w:tc>
+      </w:tr>
+      <w:tr>
+        <w:tc>
+          <w:tcPr>
+            <w:tcW w:type="dxa" w:w="2000"/>
+            <w:tcBorders>
+              <w:top w:val="single" w:color="D1D5DB" w:sz="1"/>
+              <w:left w:val="single" w:color="D1D5DB" w:sz="1"/>
+              <w:bottom w:val="single" w:color="D1D5DB" w:sz="1"/>
+              <w:right w:val="single" w:color="D1D5DB" w:sz="1"/>
+            </w:tcBorders>
+            <w:tcMar>
+              <w:top w:type="dxa" w:w="60"/>
+              <w:left w:type="dxa" w:w="100"/>
+              <w:bottom w:type="dxa" w:w="60"/>
+              <w:right w:type="dxa" w:w="100"/>
+            </w:tcMar>
+          </w:tcPr>
+          <w:p>
+            <w:pPr>
+              <w:jc w:val="left"/>
+            </w:pPr>
+            <w:r>
+              <w:rPr>
+                <w:rFonts w:ascii="Arial" w:cs="Arial" w:eastAsia="Arial" w:hAnsi="Arial"/>
+                <w:b/>
+                <w:bCs/>
+                <w:color w:val="374151"/>
+                <w:sz w:val="20"/>
+                <w:szCs w:val="20"/>
+              </w:rPr>
+              <w:t xml:space="preserve">인지 발달</w:t>
+            </w:r>
+          </w:p>
+        </w:tc>
+        <w:tc>
+          <w:tcPr>
+            <w:tcW w:type="dxa" w:w="1200"/>
+            <w:tcBorders>
+              <w:top w:val="single" w:color="D1D5DB" w:sz="1"/>
+              <w:left w:val="single" w:color="D1D5DB" w:sz="1"/>
+              <w:bottom w:val="single" w:color="D1D5DB" w:sz="1"/>
+              <w:right w:val="single" w:color="D1D5DB" w:sz="1"/>
+            </w:tcBorders>
+            <w:tcMar>
+              <w:top w:type="dxa" w:w="60"/>
+              <w:left w:type="dxa" w:w="100"/>
+              <w:bottom w:type="dxa" w:w="60"/>
+              <w:right w:type="dxa" w:w="100"/>
+            </w:tcMar>
+          </w:tcPr>
+          <w:p>
+            <w:pPr>
+              <w:jc w:val="center"/>
+            </w:pPr>
+            <w:r>
+              <w:rPr>
+                <w:rFonts w:ascii="Arial" w:cs="Arial" w:eastAsia="Arial" w:hAnsi="Arial"/>
+                <w:color w:val="059669"/>
+                <w:sz w:val="20"/>
+                <w:szCs w:val="20"/>
+              </w:rPr>
+              <w:t xml:space="preserve">24%</w:t>
+            </w:r>
+          </w:p>
+        </w:tc>
+        <w:tc>
+          <w:tcPr>
+            <w:tcW w:type="dxa" w:w="1200"/>
+            <w:tcBorders>
+              <w:top w:val="single" w:color="D1D5DB" w:sz="1"/>
+              <w:left w:val="single" w:color="D1D5DB" w:sz="1"/>
+              <w:bottom w:val="single" w:color="D1D5DB" w:sz="1"/>
+              <w:right w:val="single" w:color="D1D5DB" w:sz="1"/>
+            </w:tcBorders>
+            <w:tcMar>
+              <w:top w:type="dxa" w:w="60"/>
+              <w:left w:type="dxa" w:w="100"/>
+              <w:bottom w:type="dxa" w:w="60"/>
+              <w:right w:type="dxa" w:w="100"/>
+            </w:tcMar>
+          </w:tcPr>
+          <w:p>
+            <w:pPr>
+              <w:jc w:val="center"/>
+            </w:pPr>
+            <w:r>
+              <w:rPr>
+                <w:rFonts w:ascii="Arial" w:cs="Arial" w:eastAsia="Arial" w:hAnsi="Arial"/>
+                <w:b/>
+                <w:bCs/>
+                <w:color w:val="059669"/>
+                <w:sz w:val="20"/>
+                <w:szCs w:val="20"/>
+              </w:rPr>
+              <w:t xml:space="preserve">정상</w:t>
+            </w:r>
+          </w:p>
+        </w:tc>
+        <w:tc>
+          <w:tcPr>
+            <w:tcW w:type="dxa" w:w="4106"/>
+            <w:tcBorders>
+              <w:top w:val="single" w:color="D1D5DB" w:sz="1"/>
+              <w:left w:val="single" w:color="D1D5DB" w:sz="1"/>
+              <w:bottom w:val="single" w:color="D1D5DB" w:sz="1"/>
+              <w:right w:val="single" w:color="D1D5DB" w:sz="1"/>
+            </w:tcBorders>
+            <w:tcMar>
+              <w:top w:type="dxa" w:w="60"/>
+              <w:left w:type="dxa" w:w="100"/>
+              <w:bottom w:type="dxa" w:w="60"/>
+              <w:right w:type="dxa" w:w="100"/>
+            </w:tcMar>
+          </w:tcPr>
+          <w:p>
+            <w:pPr>
+              <w:jc w:val="left"/>
+            </w:pPr>
+            <w:r>
+              <w:rPr>
+                <w:rFonts w:ascii="Arial" w:cs="Arial" w:eastAsia="Arial" w:hAnsi="Arial"/>
+                <w:color w:val="059669"/>
+                <w:sz w:val="20"/>
+                <w:szCs w:val="20"/>
+              </w:rPr>
+              <w:t xml:space="preserve">█████</w:t>
+            </w:r>
+          </w:p>
+        </w:tc>
+        <w:tc>
+          <w:tcPr>
+            <w:tcW w:type="dxa" w:w="1000"/>
+            <w:tcBorders>
+              <w:top w:val="single" w:color="D1D5DB" w:sz="1"/>
+              <w:left w:val="single" w:color="D1D5DB" w:sz="1"/>
+              <w:bottom w:val="single" w:color="D1D5DB" w:sz="1"/>
+              <w:right w:val="single" w:color="D1D5DB" w:sz="1"/>
+            </w:tcBorders>
+            <w:tcMar>
+              <w:top w:type="dxa" w:w="60"/>
+              <w:left w:type="dxa" w:w="100"/>
+              <w:bottom w:type="dxa" w:w="60"/>
+              <w:right w:type="dxa" w:w="100"/>
+            </w:tcMar>
+          </w:tcPr>
+          <w:p>
+            <w:pPr>
+              <w:jc w:val="center"/>
+            </w:pPr>
+            <w:r>
+              <w:rPr>
+                <w:rFonts w:ascii="Arial" w:cs="Arial" w:eastAsia="Arial" w:hAnsi="Arial"/>
+                <w:color w:val="374151"/>
+                <w:sz w:val="20"/>
+                <w:szCs w:val="20"/>
+              </w:rPr>
+              <w:t xml:space="preserve">🟢</w:t>
+            </w:r>
+          </w:p>
+        </w:tc>
+      </w:tr>
+      <w:tr>
+        <w:tc>
+          <w:tcPr>
+            <w:tcW w:type="dxa" w:w="2000"/>
+            <w:tcBorders>
+              <w:top w:val="single" w:color="D1D5DB" w:sz="1"/>
+              <w:left w:val="single" w:color="D1D5DB" w:sz="1"/>
+              <w:bottom w:val="single" w:color="D1D5DB" w:sz="1"/>
+              <w:right w:val="single" w:color="D1D5DB" w:sz="1"/>
+            </w:tcBorders>
+            <w:tcMar>
+              <w:top w:type="dxa" w:w="60"/>
+              <w:left w:type="dxa" w:w="100"/>
+              <w:bottom w:type="dxa" w:w="60"/>
+              <w:right w:type="dxa" w:w="100"/>
+            </w:tcMar>
+          </w:tcPr>
+          <w:p>
+            <w:pPr>
+              <w:jc w:val="left"/>
+            </w:pPr>
+            <w:r>
+              <w:rPr>
+                <w:rFonts w:ascii="Arial" w:cs="Arial" w:eastAsia="Arial" w:hAnsi="Arial"/>
+                <w:b/>
+                <w:bCs/>
+                <w:color w:val="374151"/>
+                <w:sz w:val="20"/>
+                <w:szCs w:val="20"/>
+              </w:rPr>
+              <w:t xml:space="preserve">언어 발달</w:t>
+            </w:r>
+          </w:p>
+        </w:tc>
+        <w:tc>
+          <w:tcPr>
+            <w:tcW w:type="dxa" w:w="1200"/>
+            <w:tcBorders>
+              <w:top w:val="single" w:color="D1D5DB" w:sz="1"/>
+              <w:left w:val="single" w:color="D1D5DB" w:sz="1"/>
+              <w:bottom w:val="single" w:color="D1D5DB" w:sz="1"/>
+              <w:right w:val="single" w:color="D1D5DB" w:sz="1"/>
+            </w:tcBorders>
+            <w:tcMar>
+              <w:top w:type="dxa" w:w="60"/>
+              <w:left w:type="dxa" w:w="100"/>
+              <w:bottom w:type="dxa" w:w="60"/>
+              <w:right w:type="dxa" w:w="100"/>
+            </w:tcMar>
+          </w:tcPr>
+          <w:p>
+            <w:pPr>
+              <w:jc w:val="center"/>
+            </w:pPr>
+            <w:r>
+              <w:rPr>
+                <w:rFonts w:ascii="Arial" w:cs="Arial" w:eastAsia="Arial" w:hAnsi="Arial"/>
+                <w:color w:val="059669"/>
+                <w:sz w:val="20"/>
+                <w:szCs w:val="20"/>
+              </w:rPr>
+              <w:t xml:space="preserve">20%</w:t>
+            </w:r>
+          </w:p>
+        </w:tc>
+        <w:tc>
+          <w:tcPr>
+            <w:tcW w:type="dxa" w:w="1200"/>
+            <w:tcBorders>
+              <w:top w:val="single" w:color="D1D5DB" w:sz="1"/>
+              <w:left w:val="single" w:color="D1D5DB" w:sz="1"/>
+              <w:bottom w:val="single" w:color="D1D5DB" w:sz="1"/>
+              <w:right w:val="single" w:color="D1D5DB" w:sz="1"/>
+            </w:tcBorders>
+            <w:tcMar>
+              <w:top w:type="dxa" w:w="60"/>
+              <w:left w:type="dxa" w:w="100"/>
+              <w:bottom w:type="dxa" w:w="60"/>
+              <w:right w:type="dxa" w:w="100"/>
+            </w:tcMar>
+          </w:tcPr>
+          <w:p>
+            <w:pPr>
+              <w:jc w:val="center"/>
+            </w:pPr>
+            <w:r>
+              <w:rPr>
+                <w:rFonts w:ascii="Arial" w:cs="Arial" w:eastAsia="Arial" w:hAnsi="Arial"/>
+                <w:b/>
+                <w:bCs/>
+                <w:color w:val="059669"/>
+                <w:sz w:val="20"/>
+                <w:szCs w:val="20"/>
+              </w:rPr>
+              <w:t xml:space="preserve">정상</w:t>
+            </w:r>
+          </w:p>
+        </w:tc>
+        <w:tc>
+          <w:tcPr>
+            <w:tcW w:type="dxa" w:w="4106"/>
+            <w:tcBorders>
+              <w:top w:val="single" w:color="D1D5DB" w:sz="1"/>
+              <w:left w:val="single" w:color="D1D5DB" w:sz="1"/>
+              <w:bottom w:val="single" w:color="D1D5DB" w:sz="1"/>
+              <w:right w:val="single" w:color="D1D5DB" w:sz="1"/>
+            </w:tcBorders>
+            <w:tcMar>
+              <w:top w:type="dxa" w:w="60"/>
+              <w:left w:type="dxa" w:w="100"/>
+              <w:bottom w:type="dxa" w:w="60"/>
+              <w:right w:type="dxa" w:w="100"/>
+            </w:tcMar>
+          </w:tcPr>
+          <w:p>
+            <w:pPr>
+              <w:jc w:val="left"/>
+            </w:pPr>
+            <w:r>
+              <w:rPr>
+                <w:rFonts w:ascii="Arial" w:cs="Arial" w:eastAsia="Arial" w:hAnsi="Arial"/>
+                <w:color w:val="059669"/>
+                <w:sz w:val="20"/>
+                <w:szCs w:val="20"/>
+              </w:rPr>
+              <w:t xml:space="preserve">████</w:t>
+            </w:r>
+          </w:p>
+        </w:tc>
+        <w:tc>
+          <w:tcPr>
+            <w:tcW w:type="dxa" w:w="1000"/>
+            <w:tcBorders>
+              <w:top w:val="single" w:color="D1D5DB" w:sz="1"/>
+              <w:left w:val="single" w:color="D1D5DB" w:sz="1"/>
+              <w:bottom w:val="single" w:color="D1D5DB" w:sz="1"/>
+              <w:right w:val="single" w:color="D1D5DB" w:sz="1"/>
+            </w:tcBorders>
+            <w:tcMar>
+              <w:top w:type="dxa" w:w="60"/>
+              <w:left w:type="dxa" w:w="100"/>
+              <w:bottom w:type="dxa" w:w="60"/>
+              <w:right w:type="dxa" w:w="100"/>
+            </w:tcMar>
+          </w:tcPr>
+          <w:p>
+            <w:pPr>
+              <w:jc w:val="center"/>
+            </w:pPr>
+            <w:r>
+              <w:rPr>
+                <w:rFonts w:ascii="Arial" w:cs="Arial" w:eastAsia="Arial" w:hAnsi="Arial"/>
+                <w:color w:val="374151"/>
+                <w:sz w:val="20"/>
+                <w:szCs w:val="20"/>
+              </w:rPr>
+              <w:t xml:space="preserve">🟢</w:t>
+            </w:r>
+          </w:p>
+        </w:tc>
+      </w:tr>
+      <w:tr>
+        <w:tc>
+          <w:tcPr>
+            <w:tcW w:type="dxa" w:w="2000"/>
+            <w:tcBorders>
+              <w:top w:val="single" w:color="D1D5DB" w:sz="1"/>
+              <w:left w:val="single" w:color="D1D5DB" w:sz="1"/>
+              <w:bottom w:val="single" w:color="D1D5DB" w:sz="1"/>
+              <w:right w:val="single" w:color="D1D5DB" w:sz="1"/>
+            </w:tcBorders>
+            <w:tcMar>
+              <w:top w:type="dxa" w:w="60"/>
+              <w:left w:type="dxa" w:w="100"/>
+              <w:bottom w:type="dxa" w:w="60"/>
+              <w:right w:type="dxa" w:w="100"/>
+            </w:tcMar>
+          </w:tcPr>
+          <w:p>
+            <w:pPr>
+              <w:jc w:val="left"/>
+            </w:pPr>
+            <w:r>
+              <w:rPr>
+                <w:rFonts w:ascii="Arial" w:cs="Arial" w:eastAsia="Arial" w:hAnsi="Arial"/>
+                <w:b/>
+                <w:bCs/>
+                <w:color w:val="374151"/>
+                <w:sz w:val="20"/>
+                <w:szCs w:val="20"/>
+              </w:rPr>
+              <w:t xml:space="preserve">우울</w:t>
+            </w:r>
+          </w:p>
+        </w:tc>
+        <w:tc>
+          <w:tcPr>
+            <w:tcW w:type="dxa" w:w="1200"/>
+            <w:tcBorders>
+              <w:top w:val="single" w:color="D1D5DB" w:sz="1"/>
+              <w:left w:val="single" w:color="D1D5DB" w:sz="1"/>
+              <w:bottom w:val="single" w:color="D1D5DB" w:sz="1"/>
+              <w:right w:val="single" w:color="D1D5DB" w:sz="1"/>
+            </w:tcBorders>
+            <w:tcMar>
+              <w:top w:type="dxa" w:w="60"/>
+              <w:left w:type="dxa" w:w="100"/>
+              <w:bottom w:type="dxa" w:w="60"/>
+              <w:right w:type="dxa" w:w="100"/>
+            </w:tcMar>
+          </w:tcPr>
+          <w:p>
+            <w:pPr>
+              <w:jc w:val="center"/>
+            </w:pPr>
+            <w:r>
+              <w:rPr>
+                <w:rFonts w:ascii="Arial" w:cs="Arial" w:eastAsia="Arial" w:hAnsi="Arial"/>
+                <w:color w:val="D97706"/>
+                <w:sz w:val="20"/>
+                <w:szCs w:val="20"/>
+              </w:rPr>
+              <w:t xml:space="preserve">44%</w:t>
+            </w:r>
+          </w:p>
+        </w:tc>
+        <w:tc>
+          <w:tcPr>
+            <w:tcW w:type="dxa" w:w="1200"/>
+            <w:tcBorders>
+              <w:top w:val="single" w:color="D1D5DB" w:sz="1"/>
+              <w:left w:val="single" w:color="D1D5DB" w:sz="1"/>
+              <w:bottom w:val="single" w:color="D1D5DB" w:sz="1"/>
+              <w:right w:val="single" w:color="D1D5DB" w:sz="1"/>
+            </w:tcBorders>
+            <w:tcMar>
+              <w:top w:type="dxa" w:w="60"/>
+              <w:left w:type="dxa" w:w="100"/>
+              <w:bottom w:type="dxa" w:w="60"/>
+              <w:right w:type="dxa" w:w="100"/>
+            </w:tcMar>
+          </w:tcPr>
+          <w:p>
+            <w:pPr>
+              <w:jc w:val="center"/>
+            </w:pPr>
+            <w:r>
+              <w:rPr>
+                <w:rFonts w:ascii="Arial" w:cs="Arial" w:eastAsia="Arial" w:hAnsi="Arial"/>
+                <w:b/>
+                <w:bCs/>
+                <w:color w:val="D97706"/>
+                <w:sz w:val="20"/>
+                <w:szCs w:val="20"/>
+              </w:rPr>
+              <w:t xml:space="preserve">경계선</w:t>
+            </w:r>
+          </w:p>
+        </w:tc>
+        <w:tc>
+          <w:tcPr>
+            <w:tcW w:type="dxa" w:w="4106"/>
+            <w:tcBorders>
+              <w:top w:val="single" w:color="D1D5DB" w:sz="1"/>
+              <w:left w:val="single" w:color="D1D5DB" w:sz="1"/>
+              <w:bottom w:val="single" w:color="D1D5DB" w:sz="1"/>
+              <w:right w:val="single" w:color="D1D5DB" w:sz="1"/>
+            </w:tcBorders>
+            <w:tcMar>
+              <w:top w:type="dxa" w:w="60"/>
+              <w:left w:type="dxa" w:w="100"/>
+              <w:bottom w:type="dxa" w:w="60"/>
+              <w:right w:type="dxa" w:w="100"/>
+            </w:tcMar>
+          </w:tcPr>
+          <w:p>
+            <w:pPr>
+              <w:jc w:val="left"/>
+            </w:pPr>
+            <w:r>
+              <w:rPr>
+                <w:rFonts w:ascii="Arial" w:cs="Arial" w:eastAsia="Arial" w:hAnsi="Arial"/>
+                <w:color w:val="D97706"/>
+                <w:sz w:val="20"/>
+                <w:szCs w:val="20"/>
+              </w:rPr>
+              <w:t xml:space="preserve">█████████</w:t>
+            </w:r>
+          </w:p>
+        </w:tc>
+        <w:tc>
+          <w:tcPr>
+            <w:tcW w:type="dxa" w:w="1000"/>
+            <w:tcBorders>
+              <w:top w:val="single" w:color="D1D5DB" w:sz="1"/>
+              <w:left w:val="single" w:color="D1D5DB" w:sz="1"/>
+              <w:bottom w:val="single" w:color="D1D5DB" w:sz="1"/>
+              <w:right w:val="single" w:color="D1D5DB" w:sz="1"/>
+            </w:tcBorders>
+            <w:tcMar>
+              <w:top w:type="dxa" w:w="60"/>
+              <w:left w:type="dxa" w:w="100"/>
+              <w:bottom w:type="dxa" w:w="60"/>
+              <w:right w:type="dxa" w:w="100"/>
+            </w:tcMar>
+          </w:tcPr>
+          <w:p>
+            <w:pPr>
+              <w:jc w:val="center"/>
+            </w:pPr>
+            <w:r>
+              <w:rPr>
+                <w:rFonts w:ascii="Arial" w:cs="Arial" w:eastAsia="Arial" w:hAnsi="Arial"/>
+                <w:color w:val="374151"/>
+                <w:sz w:val="20"/>
+                <w:szCs w:val="20"/>
+              </w:rPr>
+              <w:t xml:space="preserve">🟡</w:t>
+            </w:r>
+          </w:p>
+        </w:tc>
+      </w:tr>
+    </w:tbl>
+    <w:p>
+      <w:pPr>
+        <w:spacing w:after="200"/>
+      </w:pPr>
+    </w:p>
+    <w:tbl>
+      <w:tblPr>
+        <w:tblW w:type="dxa" w:w="9506"/>
+        <w:tblBorders>
+          <w:top w:val="single" w:color="auto" w:sz="4"/>
+          <w:left w:val="single" w:color="auto" w:sz="4"/>
+          <w:bottom w:val="single" w:color="auto" w:sz="4"/>
+          <w:right w:val="single" w:color="auto" w:sz="4"/>
+          <w:insideH w:val="single" w:color="auto" w:sz="4"/>
+          <w:insideV w:val="single" w:color="auto" w:sz="4"/>
+        </w:tblBorders>
+      </w:tblPr>
+      <w:tblGrid>
+        <w:gridCol w:w="4753"/>
+        <w:gridCol w:w="4753"/>
+      </w:tblGrid>
+      <w:tr>
+        <w:tc>
+          <w:tcPr>
+            <w:tcW w:type="dxa" w:w="4753"/>
+            <w:tcBorders>
+              <w:top w:val="single" w:color="D1D5DB" w:sz="1"/>
+              <w:left w:val="single" w:color="D1D5DB" w:sz="1"/>
+              <w:bottom w:val="single" w:color="D1D5DB" w:sz="1"/>
+              <w:right w:val="single" w:color="D1D5DB" w:sz="1"/>
+            </w:tcBorders>
+            <w:shd w:fill="ECFDF5" w:val="clear"/>
+            <w:tcMar>
+              <w:top w:type="dxa" w:w="100"/>
+              <w:left w:type="dxa" w:w="120"/>
+              <w:bottom w:type="dxa" w:w="100"/>
+              <w:right w:type="dxa" w:w="120"/>
+            </w:tcMar>
+          </w:tcPr>
+          <w:p>
+            <w:r>
+              <w:rPr>
+                <w:rFonts w:ascii="Arial" w:cs="Arial" w:eastAsia="Arial" w:hAnsi="Arial"/>
+                <w:b/>
+                <w:bCs/>
+                <w:color w:val="059669"/>
+                <w:sz w:val="20"/>
+                <w:szCs w:val="20"/>
+              </w:rPr>
+              <w:t xml:space="preserve">💪 강점 영역</w:t>
+            </w:r>
+          </w:p>
+          <w:p>
+            <w:r>
+              <w:rPr>
+                <w:rFonts w:ascii="Arial" w:cs="Arial" w:eastAsia="Arial" w:hAnsi="Arial"/>
+                <w:color w:val="065F46"/>
+                <w:sz w:val="20"/>
+                <w:szCs w:val="20"/>
+              </w:rPr>
+              <w:t xml:space="preserve">• 인지 발달 (24% - 정상)</w:t>
+            </w:r>
+          </w:p>
+          <w:p>
+            <w:r>
+              <w:rPr>
+                <w:rFonts w:ascii="Arial" w:cs="Arial" w:eastAsia="Arial" w:hAnsi="Arial"/>
+                <w:color w:val="065F46"/>
+                <w:sz w:val="20"/>
+                <w:szCs w:val="20"/>
+              </w:rPr>
+              <w:t xml:space="preserve">• 언어 발달 (20% - 정상)</w:t>
+            </w:r>
+          </w:p>
+          <w:p>
+            <w:r>
+              <w:rPr>
+                <w:rFonts w:ascii="Arial" w:cs="Arial" w:eastAsia="Arial" w:hAnsi="Arial"/>
+                <w:i/>
+                <w:iCs/>
+                <w:color w:val="059669"/>
+                <w:sz w:val="18"/>
+                <w:szCs w:val="18"/>
+              </w:rPr>
+              <w:t xml:space="preserve">→ 또래 대비 우수한 잠재력 확인</w:t>
+            </w:r>
+          </w:p>
+        </w:tc>
+        <w:tc>
+          <w:tcPr>
+            <w:tcW w:type="dxa" w:w="4753"/>
+            <w:tcBorders>
+              <w:top w:val="single" w:color="D1D5DB" w:sz="1"/>
+              <w:left w:val="single" w:color="D1D5DB" w:sz="1"/>
+              <w:bottom w:val="single" w:color="D1D5DB" w:sz="1"/>
+              <w:right w:val="single" w:color="D1D5DB" w:sz="1"/>
+            </w:tcBorders>
+            <w:shd w:fill="FFF7ED" w:val="clear"/>
+            <w:tcMar>
+              <w:top w:type="dxa" w:w="100"/>
+              <w:left w:type="dxa" w:w="120"/>
+              <w:bottom w:type="dxa" w:w="100"/>
+              <w:right w:type="dxa" w:w="120"/>
+            </w:tcMar>
+          </w:tcPr>
+          <w:p>
+            <w:r>
+              <w:rPr>
+                <w:rFonts w:ascii="Arial" w:cs="Arial" w:eastAsia="Arial" w:hAnsi="Arial"/>
+                <w:b/>
+                <w:bCs/>
+                <w:color w:val="D97706"/>
+                <w:sz w:val="20"/>
+                <w:szCs w:val="20"/>
+              </w:rPr>
+              <w:t xml:space="preserve">🔍 관심 영역</w:t>
+            </w:r>
+          </w:p>
+          <w:p>
+            <w:r>
+              <w:rPr>
+                <w:rFonts w:ascii="Arial" w:cs="Arial" w:eastAsia="Arial" w:hAnsi="Arial"/>
+                <w:color w:val="92400E"/>
+                <w:sz w:val="20"/>
+                <w:szCs w:val="20"/>
+              </w:rPr>
+              <w:t xml:space="preserve">• 주의력 (73% - 높음)</w:t>
+            </w:r>
+          </w:p>
+          <w:p>
+            <w:r>
+              <w:rPr>
+                <w:rFonts w:ascii="Arial" w:cs="Arial" w:eastAsia="Arial" w:hAnsi="Arial"/>
+                <w:color w:val="92400E"/>
+                <w:sz w:val="20"/>
+                <w:szCs w:val="20"/>
+              </w:rPr>
+              <w:t xml:space="preserve">• 불안 (67% - 중등도)</w:t>
+            </w:r>
+          </w:p>
+          <w:p>
+            <w:r>
+              <w:rPr>
+                <w:rFonts w:ascii="Arial" w:cs="Arial" w:eastAsia="Arial" w:hAnsi="Arial"/>
+                <w:i/>
+                <w:iCs/>
+                <w:color w:val="D97706"/>
+                <w:sz w:val="18"/>
+                <w:szCs w:val="18"/>
+              </w:rPr>
+              <w:t xml:space="preserve">→ 전문 기관 상담 권장</w:t>
+            </w:r>
+          </w:p>
+        </w:tc>
+      </w:tr>
+    </w:tbl>
+    <w:p>
+      <w:pPr>
+        <w:spacing w:after="200"/>
+      </w:pPr>
+    </w:p>
+    <w:p>
+      <w:pPr>
+        <w:pBdr>
+          <w:left w:val="single" w:color="3B82F6" w:sz="8" w:space="8"/>
+        </w:pBdr>
+        <w:spacing w:after="60"/>
+      </w:pPr>
+      <w:r>
+        <w:rPr>
+          <w:rFonts w:ascii="Arial" w:cs="Arial" w:eastAsia="Arial" w:hAnsi="Arial"/>
+          <w:b/>
+          <w:bCs/>
+          <w:color w:val="2563EB"/>
+          <w:sz w:val="18"/>
+          <w:szCs w:val="18"/>
+        </w:rPr>
+        <w:t xml:space="preserve">💡 핵심 제언</w:t>
+      </w:r>
+    </w:p>
+    <w:p>
+      <w:pPr>
+        <w:pBdr>
+          <w:left w:val="single" w:color="3B82F6" w:sz="8" w:space="8"/>
+        </w:pBdr>
+        <w:spacing w:after="200"/>
+      </w:pPr>
+      <w:r>
+        <w:rPr>
+          <w:rFonts w:ascii="Arial" w:cs="Arial" w:eastAsia="Arial" w:hAnsi="Arial"/>
+          <w:color w:val="1E40AF"/>
+          <w:sz w:val="20"/>
+          <w:szCs w:val="20"/>
+        </w:rPr>
+        <w:t xml:space="preserve">주의력과 불안 영역에 우선 개입하고, 12주 로드맵에 따라 단계적 훈련을 진행하세요. 인지·언어 강점을 활용한 자신감 회복이 핵심입니다. 3개월 후 2회차 검사로 변화를 추적합니다.</w:t>
+      </w:r>
+    </w:p>
+    <w:p>
+      <w:pPr>
+        <w:pBdr>
+          <w:top w:val="single" w:color="E2E8F0" w:sz="1" w:space="12"/>
+        </w:pBdr>
+        <w:spacing w:before="100"/>
+        <w:jc w:val="center"/>
+      </w:pPr>
+      <w:r>
+        <w:rPr>
+          <w:rFonts w:ascii="Arial" w:cs="Arial" w:eastAsia="Arial" w:hAnsi="Arial"/>
+          <w:color w:val="94A3B8"/>
+          <w:sz w:val="16"/>
+          <w:szCs w:val="16"/>
+        </w:rPr>
+        <w:t xml:space="preserve">© AIHPRO · AI 기반 아동 발달 분석 플랫폼 · hilightpro.lovable.app</w:t>
+      </w:r>
+    </w:p>
+    <w:p>
       <w:pPr>
         <w:pBdr>
           <w:top w:val="single" w:color="E5E7EB" w:sz="1" w:space="12"/>
         </w:pBdr>
-        <w:spacing w:after="100" w:before="300"/>
+        <w:spacing w:before="300"/>
         <w:jc w:val="center"/>
       </w:pPr>
     </w:p>
